--- a/well_tools_1/webapp/data/templates/sample_3_4p5-7-9-13.docx
+++ b/well_tools_1/webapp/data/templates/sample_3_4p5-7-9-13.docx
@@ -1165,9 +1165,9 @@
       </w:sdtContent>
     </w:sdt>
     <w:bookmarkStart w:id="3" w:name="_Hlk207958089" w:displacedByCustomXml="next"/>
-    <w:bookmarkStart w:id="4" w:name="_Toc436141478" w:displacedByCustomXml="next"/>
+    <w:bookmarkStart w:id="4" w:name="_Toc23528006" w:displacedByCustomXml="next"/>
     <w:bookmarkStart w:id="5" w:name="_Toc5016962" w:displacedByCustomXml="next"/>
-    <w:bookmarkStart w:id="6" w:name="_Toc23528006" w:displacedByCustomXml="next"/>
+    <w:bookmarkStart w:id="6" w:name="_Toc436141478" w:displacedByCustomXml="next"/>
     <w:sdt>
       <w:sdtPr>
         <w:rPr>
@@ -2851,39 +2851,7 @@
                                 <w:sz w:val="16"/>
                                 <w:lang w:val="en-GB"/>
                               </w:rPr>
-                              <w:t xml:space="preserve">This report was prepared by </w:t>
-                            </w:r>
-                            <w:proofErr w:type="spellStart"/>
-                            <w:r>
-                              <w:rPr>
-                                <w:sz w:val="16"/>
-                                <w:lang w:val="en-GB"/>
-                              </w:rPr>
-                              <w:t>GOWell</w:t>
-                            </w:r>
-                            <w:proofErr w:type="spellEnd"/>
-                            <w:r>
-                              <w:rPr>
-                                <w:sz w:val="16"/>
-                                <w:lang w:val="en-GB"/>
-                              </w:rPr>
-                              <w:t xml:space="preserve"> Energy Solutions Inc. or by its affiliates or subsidiaries (“</w:t>
-                            </w:r>
-                            <w:proofErr w:type="spellStart"/>
-                            <w:r>
-                              <w:rPr>
-                                <w:sz w:val="16"/>
-                                <w:lang w:val="en-GB"/>
-                              </w:rPr>
-                              <w:t>GOWell</w:t>
-                            </w:r>
-                            <w:proofErr w:type="spellEnd"/>
-                            <w:r>
-                              <w:rPr>
-                                <w:sz w:val="16"/>
-                                <w:lang w:val="en-GB"/>
-                              </w:rPr>
-                              <w:t xml:space="preserve">”) at the request of </w:t>
+                              <w:t xml:space="preserve">This report was prepared by GOWell Energy Solutions Inc. or by its affiliates or subsidiaries (“GOWell”) at the request of </w:t>
                             </w:r>
                             <w:r>
                               <w:rPr>
@@ -2912,23 +2880,7 @@
                                 <w:sz w:val="16"/>
                                 <w:lang w:val="en-GB"/>
                               </w:rPr>
-                              <w:t xml:space="preserve">This report is </w:t>
-                            </w:r>
-                            <w:proofErr w:type="spellStart"/>
-                            <w:r>
-                              <w:rPr>
-                                <w:sz w:val="16"/>
-                                <w:lang w:val="en-GB"/>
-                              </w:rPr>
-                              <w:t>GOWell’s</w:t>
-                            </w:r>
-                            <w:proofErr w:type="spellEnd"/>
-                            <w:r>
-                              <w:rPr>
-                                <w:sz w:val="16"/>
-                                <w:lang w:val="en-GB"/>
-                              </w:rPr>
-                              <w:t xml:space="preserve"> interpretation of the information provided by You and the interpretation, analysis, recommendations, advise and conclusions contained in the report are opinions based on inferences from measurements, empirical relationships, assumptions and industry practice (the “Interpretations and/or Recommendations”), which inferences, assumptions and practices are not infallible, and with respect to which professional geologists, engineers, drilling consultants, and analysts may differ and there may be a number of possible interpretations and conclusions.</w:t>
+                              <w:t>This report is GOWell’s interpretation of the information provided by You and the interpretation, analysis, recommendations, advise and conclusions contained in the report are opinions based on inferences from measurements, empirical relationships, assumptions and industry practice (the “Interpretations and/or Recommendations”), which inferences, assumptions and practices are not infallible, and with respect to which professional geologists, engineers, drilling consultants, and analysts may differ and there may be a number of possible interpretations and conclusions.</w:t>
                             </w:r>
                           </w:p>
                           <w:p>
@@ -2943,23 +2895,7 @@
                                 <w:sz w:val="16"/>
                                 <w:lang w:val="en-CA"/>
                               </w:rPr>
-                              <w:t xml:space="preserve">Accordingly, </w:t>
-                            </w:r>
-                            <w:proofErr w:type="spellStart"/>
-                            <w:r>
-                              <w:rPr>
-                                <w:sz w:val="16"/>
-                                <w:lang w:val="en-CA"/>
-                              </w:rPr>
-                              <w:t>GOWell</w:t>
-                            </w:r>
-                            <w:proofErr w:type="spellEnd"/>
-                            <w:r>
-                              <w:rPr>
-                                <w:sz w:val="16"/>
-                                <w:lang w:val="en-CA"/>
-                              </w:rPr>
-                              <w:t xml:space="preserve"> does not warrant the accuracy, correctness, or completeness of any such Interpretations and/or Recommendations, or that Your reliance or any third party’s reliance on such Interpretations and/or Recommendations will accomplish any particular results. YOU ASSUME FULL RESPONSIBILITY FOR THE USE OF SUCH INTERPRETATIONS AND/OR RECOMMENDATIONS AND FOR ALL DECISIONS BASED THEREON (INCLUDING WITHOUT LIMITATION DECISIONS BASED ON ANY OIL AND GAS EVALUATIONS, PRODUCTION FORECASTS AND RESERVE ESTIMATES, FURNISHED BY GOWELL TO YOU HEREUNDER), AND YOU HEREBY AGREES TO RELEASE, DEFEND, INDEMNIFY AND HOLD HARMLESS GOWELL FROM ANY CLAIMS ARISING OUT OF THE USE OF SUCH INTERPRETATIONS AND/OR RECOMMENDATIONS.</w:t>
+                              <w:t>Accordingly, GOWell does not warrant the accuracy, correctness, or completeness of any such Interpretations and/or Recommendations, or that Your reliance or any third party’s reliance on such Interpretations and/or Recommendations will accomplish any particular results. YOU ASSUME FULL RESPONSIBILITY FOR THE USE OF SUCH INTERPRETATIONS AND/OR RECOMMENDATIONS AND FOR ALL DECISIONS BASED THEREON (INCLUDING WITHOUT LIMITATION DECISIONS BASED ON ANY OIL AND GAS EVALUATIONS, PRODUCTION FORECASTS AND RESERVE ESTIMATES, FURNISHED BY GOWELL TO YOU HEREUNDER), AND YOU HEREBY AGREES TO RELEASE, DEFEND, INDEMNIFY AND HOLD HARMLESS GOWELL FROM ANY CLAIMS ARISING OUT OF THE USE OF SUCH INTERPRETATIONS AND/OR RECOMMENDATIONS.</w:t>
                             </w:r>
                           </w:p>
                           <w:p>
@@ -5350,7 +5286,6 @@
           <w:lang w:val="en-GB"/>
         </w:rPr>
       </w:pPr>
-      <w:proofErr w:type="spellStart"/>
       <w:r>
         <w:rPr>
           <w:lang w:val="en-GB"/>
@@ -5363,7 +5298,6 @@
         </w:rPr>
         <w:t>less</w:t>
       </w:r>
-      <w:proofErr w:type="spellEnd"/>
       <w:r>
         <w:rPr>
           <w:lang w:val="en-GB"/>
@@ -5394,43 +5328,33 @@
         </w:rPr>
         <w:t xml:space="preserve">logged with </w:t>
       </w:r>
-      <w:proofErr w:type="spellStart"/>
       <w:r>
         <w:rPr>
           <w:lang w:val="en-GB"/>
         </w:rPr>
-        <w:t>GOWell</w:t>
-      </w:r>
-      <w:proofErr w:type="spellEnd"/>
+        <w:t xml:space="preserve">GOWell </w:t>
+      </w:r>
       <w:r>
         <w:rPr>
           <w:lang w:val="en-GB"/>
         </w:rPr>
+        <w:t>ePDT</w:t>
+      </w:r>
+      <w:r>
+        <w:rPr>
+          <w:lang w:val="en-GB"/>
+        </w:rPr>
         <w:t xml:space="preserve"> </w:t>
       </w:r>
       <w:r>
         <w:rPr>
           <w:lang w:val="en-GB"/>
         </w:rPr>
-        <w:t>ePDT</w:t>
-      </w:r>
-      <w:r>
-        <w:rPr>
-          <w:lang w:val="en-GB"/>
-        </w:rPr>
-        <w:t xml:space="preserve"> </w:t>
-      </w:r>
-      <w:r>
-        <w:rPr>
-          <w:lang w:val="en-GB"/>
-        </w:rPr>
         <w:t xml:space="preserve">tool, processed with </w:t>
       </w:r>
-      <w:proofErr w:type="spellStart"/>
       <w:r>
         <w:t>SmartLog</w:t>
       </w:r>
-      <w:proofErr w:type="spellEnd"/>
       <w:r>
         <w:t>.</w:t>
       </w:r>
@@ -12383,22 +12307,8 @@
                 <w:szCs w:val="20"/>
                 <w:lang w:val="en-AE" w:eastAsia="en-AE"/>
               </w:rPr>
-              <w:t>_</w:t>
-            </w:r>
-            <w:proofErr w:type="spellStart"/>
-            <w:r>
-              <w:rPr>
-                <w:rFonts w:asciiTheme="minorHAnsi" w:eastAsia="Times New Roman" w:hAnsiTheme="minorHAnsi" w:cstheme="minorHAnsi"/>
-                <w:b/>
-                <w:bCs/>
-                <w:color w:val="FFFFFF"/>
-                <w:sz w:val="20"/>
-                <w:szCs w:val="20"/>
-                <w:lang w:val="en-AE" w:eastAsia="en-AE"/>
-              </w:rPr>
-              <w:t>firstPipe</w:t>
-            </w:r>
-            <w:proofErr w:type="spellEnd"/>
+              <w:t>_firstPipe</w:t>
+            </w:r>
             <w:r>
               <w:rPr>
                 <w:rFonts w:asciiTheme="minorHAnsi" w:eastAsia="Times New Roman" w:hAnsiTheme="minorHAnsi" w:cstheme="minorHAnsi"/>
@@ -12555,29 +12465,7 @@
                 <w:szCs w:val="20"/>
                 <w:lang w:val="en-AE" w:eastAsia="en-AE"/>
               </w:rPr>
-              <w:t xml:space="preserve">Nom </w:t>
-            </w:r>
-            <w:proofErr w:type="spellStart"/>
-            <w:r>
-              <w:rPr>
-                <w:rFonts w:asciiTheme="minorHAnsi" w:eastAsia="Times New Roman" w:hAnsiTheme="minorHAnsi" w:cstheme="minorHAnsi"/>
-                <w:color w:val="FFFFFF"/>
-                <w:sz w:val="20"/>
-                <w:szCs w:val="20"/>
-                <w:lang w:val="en-AE" w:eastAsia="en-AE"/>
-              </w:rPr>
-              <w:t>Thk</w:t>
-            </w:r>
-            <w:proofErr w:type="spellEnd"/>
-            <w:r>
-              <w:rPr>
-                <w:rFonts w:asciiTheme="minorHAnsi" w:eastAsia="Times New Roman" w:hAnsiTheme="minorHAnsi" w:cstheme="minorHAnsi"/>
-                <w:color w:val="FFFFFF"/>
-                <w:sz w:val="20"/>
-                <w:szCs w:val="20"/>
-                <w:lang w:val="en-AE" w:eastAsia="en-AE"/>
-              </w:rPr>
-              <w:t xml:space="preserve"> (in)</w:t>
+              <w:t>Nom Thk (in)</w:t>
             </w:r>
           </w:p>
         </w:tc>
@@ -12614,29 +12502,7 @@
                 <w:szCs w:val="20"/>
                 <w:lang w:val="en-AE" w:eastAsia="en-AE"/>
               </w:rPr>
-              <w:t xml:space="preserve">Min </w:t>
-            </w:r>
-            <w:proofErr w:type="spellStart"/>
-            <w:r>
-              <w:rPr>
-                <w:rFonts w:asciiTheme="minorHAnsi" w:eastAsia="Times New Roman" w:hAnsiTheme="minorHAnsi" w:cstheme="minorHAnsi"/>
-                <w:color w:val="FFFFFF"/>
-                <w:sz w:val="20"/>
-                <w:szCs w:val="20"/>
-                <w:lang w:val="en-AE" w:eastAsia="en-AE"/>
-              </w:rPr>
-              <w:t>Thk</w:t>
-            </w:r>
-            <w:proofErr w:type="spellEnd"/>
-            <w:r>
-              <w:rPr>
-                <w:rFonts w:asciiTheme="minorHAnsi" w:eastAsia="Times New Roman" w:hAnsiTheme="minorHAnsi" w:cstheme="minorHAnsi"/>
-                <w:color w:val="FFFFFF"/>
-                <w:sz w:val="20"/>
-                <w:szCs w:val="20"/>
-                <w:lang w:val="en-AE" w:eastAsia="en-AE"/>
-              </w:rPr>
-              <w:t xml:space="preserve"> (in)</w:t>
+              <w:t>Min Thk (in)</w:t>
             </w:r>
           </w:p>
         </w:tc>
@@ -13294,22 +13160,8 @@
                 <w:szCs w:val="20"/>
                 <w:lang w:val="en-AE" w:eastAsia="en-AE"/>
               </w:rPr>
-              <w:t>_</w:t>
-            </w:r>
-            <w:proofErr w:type="spellStart"/>
-            <w:r>
-              <w:rPr>
-                <w:rFonts w:asciiTheme="minorHAnsi" w:eastAsia="Times New Roman" w:hAnsiTheme="minorHAnsi" w:cstheme="minorHAnsi"/>
-                <w:b/>
-                <w:bCs/>
-                <w:color w:val="FFFFFF"/>
-                <w:sz w:val="20"/>
-                <w:szCs w:val="20"/>
-                <w:lang w:val="en-AE" w:eastAsia="en-AE"/>
-              </w:rPr>
-              <w:t>secondPipe</w:t>
-            </w:r>
-            <w:proofErr w:type="spellEnd"/>
+              <w:t>_secondPipe</w:t>
+            </w:r>
             <w:r>
               <w:rPr>
                 <w:rFonts w:asciiTheme="minorHAnsi" w:eastAsia="Times New Roman" w:hAnsiTheme="minorHAnsi" w:cstheme="minorHAnsi"/>
@@ -13466,29 +13318,7 @@
                 <w:szCs w:val="20"/>
                 <w:lang w:val="en-AE" w:eastAsia="en-AE"/>
               </w:rPr>
-              <w:t xml:space="preserve">Nom </w:t>
-            </w:r>
-            <w:proofErr w:type="spellStart"/>
-            <w:r>
-              <w:rPr>
-                <w:rFonts w:asciiTheme="minorHAnsi" w:eastAsia="Times New Roman" w:hAnsiTheme="minorHAnsi" w:cstheme="minorHAnsi"/>
-                <w:color w:val="FFFFFF"/>
-                <w:sz w:val="20"/>
-                <w:szCs w:val="20"/>
-                <w:lang w:val="en-AE" w:eastAsia="en-AE"/>
-              </w:rPr>
-              <w:t>Thk</w:t>
-            </w:r>
-            <w:proofErr w:type="spellEnd"/>
-            <w:r>
-              <w:rPr>
-                <w:rFonts w:asciiTheme="minorHAnsi" w:eastAsia="Times New Roman" w:hAnsiTheme="minorHAnsi" w:cstheme="minorHAnsi"/>
-                <w:color w:val="FFFFFF"/>
-                <w:sz w:val="20"/>
-                <w:szCs w:val="20"/>
-                <w:lang w:val="en-AE" w:eastAsia="en-AE"/>
-              </w:rPr>
-              <w:t xml:space="preserve"> (in)</w:t>
+              <w:t>Nom Thk (in)</w:t>
             </w:r>
           </w:p>
         </w:tc>
@@ -13525,29 +13355,7 @@
                 <w:szCs w:val="20"/>
                 <w:lang w:val="en-AE" w:eastAsia="en-AE"/>
               </w:rPr>
-              <w:t xml:space="preserve">Min </w:t>
-            </w:r>
-            <w:proofErr w:type="spellStart"/>
-            <w:r>
-              <w:rPr>
-                <w:rFonts w:asciiTheme="minorHAnsi" w:eastAsia="Times New Roman" w:hAnsiTheme="minorHAnsi" w:cstheme="minorHAnsi"/>
-                <w:color w:val="FFFFFF"/>
-                <w:sz w:val="20"/>
-                <w:szCs w:val="20"/>
-                <w:lang w:val="en-AE" w:eastAsia="en-AE"/>
-              </w:rPr>
-              <w:t>Thk</w:t>
-            </w:r>
-            <w:proofErr w:type="spellEnd"/>
-            <w:r>
-              <w:rPr>
-                <w:rFonts w:asciiTheme="minorHAnsi" w:eastAsia="Times New Roman" w:hAnsiTheme="minorHAnsi" w:cstheme="minorHAnsi"/>
-                <w:color w:val="FFFFFF"/>
-                <w:sz w:val="20"/>
-                <w:szCs w:val="20"/>
-                <w:lang w:val="en-AE" w:eastAsia="en-AE"/>
-              </w:rPr>
-              <w:t xml:space="preserve"> (in)</w:t>
+              <w:t>Min Thk (in)</w:t>
             </w:r>
           </w:p>
         </w:tc>
@@ -14213,22 +14021,8 @@
                 <w:szCs w:val="20"/>
                 <w:lang w:val="en-AE" w:eastAsia="en-AE"/>
               </w:rPr>
-              <w:t>_</w:t>
-            </w:r>
-            <w:proofErr w:type="spellStart"/>
-            <w:r>
-              <w:rPr>
-                <w:rFonts w:asciiTheme="minorHAnsi" w:eastAsia="Times New Roman" w:hAnsiTheme="minorHAnsi" w:cstheme="minorHAnsi"/>
-                <w:b/>
-                <w:bCs/>
-                <w:color w:val="FFFFFF"/>
-                <w:sz w:val="20"/>
-                <w:szCs w:val="20"/>
-                <w:lang w:val="en-AE" w:eastAsia="en-AE"/>
-              </w:rPr>
-              <w:t>thirdPipe</w:t>
-            </w:r>
-            <w:proofErr w:type="spellEnd"/>
+              <w:t>_thirdPipe</w:t>
+            </w:r>
             <w:r>
               <w:rPr>
                 <w:rFonts w:asciiTheme="minorHAnsi" w:eastAsia="Times New Roman" w:hAnsiTheme="minorHAnsi" w:cstheme="minorHAnsi"/>
@@ -14385,29 +14179,7 @@
                 <w:szCs w:val="20"/>
                 <w:lang w:val="en-AE" w:eastAsia="en-AE"/>
               </w:rPr>
-              <w:t xml:space="preserve">Nom </w:t>
-            </w:r>
-            <w:proofErr w:type="spellStart"/>
-            <w:r>
-              <w:rPr>
-                <w:rFonts w:asciiTheme="minorHAnsi" w:eastAsia="Times New Roman" w:hAnsiTheme="minorHAnsi" w:cstheme="minorHAnsi"/>
-                <w:color w:val="FFFFFF"/>
-                <w:sz w:val="20"/>
-                <w:szCs w:val="20"/>
-                <w:lang w:val="en-AE" w:eastAsia="en-AE"/>
-              </w:rPr>
-              <w:t>Thk</w:t>
-            </w:r>
-            <w:proofErr w:type="spellEnd"/>
-            <w:r>
-              <w:rPr>
-                <w:rFonts w:asciiTheme="minorHAnsi" w:eastAsia="Times New Roman" w:hAnsiTheme="minorHAnsi" w:cstheme="minorHAnsi"/>
-                <w:color w:val="FFFFFF"/>
-                <w:sz w:val="20"/>
-                <w:szCs w:val="20"/>
-                <w:lang w:val="en-AE" w:eastAsia="en-AE"/>
-              </w:rPr>
-              <w:t xml:space="preserve"> (in)</w:t>
+              <w:t>Nom Thk (in)</w:t>
             </w:r>
           </w:p>
         </w:tc>
@@ -14444,29 +14216,7 @@
                 <w:szCs w:val="20"/>
                 <w:lang w:val="en-AE" w:eastAsia="en-AE"/>
               </w:rPr>
-              <w:t xml:space="preserve">Min </w:t>
-            </w:r>
-            <w:proofErr w:type="spellStart"/>
-            <w:r>
-              <w:rPr>
-                <w:rFonts w:asciiTheme="minorHAnsi" w:eastAsia="Times New Roman" w:hAnsiTheme="minorHAnsi" w:cstheme="minorHAnsi"/>
-                <w:color w:val="FFFFFF"/>
-                <w:sz w:val="20"/>
-                <w:szCs w:val="20"/>
-                <w:lang w:val="en-AE" w:eastAsia="en-AE"/>
-              </w:rPr>
-              <w:t>Thk</w:t>
-            </w:r>
-            <w:proofErr w:type="spellEnd"/>
-            <w:r>
-              <w:rPr>
-                <w:rFonts w:asciiTheme="minorHAnsi" w:eastAsia="Times New Roman" w:hAnsiTheme="minorHAnsi" w:cstheme="minorHAnsi"/>
-                <w:color w:val="FFFFFF"/>
-                <w:sz w:val="20"/>
-                <w:szCs w:val="20"/>
-                <w:lang w:val="en-AE" w:eastAsia="en-AE"/>
-              </w:rPr>
-              <w:t xml:space="preserve"> (in)</w:t>
+              <w:t>Min Thk (in)</w:t>
             </w:r>
           </w:p>
         </w:tc>
@@ -15148,22 +14898,8 @@
                 <w:szCs w:val="20"/>
                 <w:lang w:val="en-AE" w:eastAsia="en-AE"/>
               </w:rPr>
-              <w:t>_</w:t>
-            </w:r>
-            <w:proofErr w:type="spellStart"/>
-            <w:r>
-              <w:rPr>
-                <w:rFonts w:asciiTheme="minorHAnsi" w:eastAsia="Times New Roman" w:hAnsiTheme="minorHAnsi" w:cstheme="minorHAnsi"/>
-                <w:b/>
-                <w:bCs/>
-                <w:color w:val="FFFFFF"/>
-                <w:sz w:val="20"/>
-                <w:szCs w:val="20"/>
-                <w:lang w:val="en-AE" w:eastAsia="en-AE"/>
-              </w:rPr>
-              <w:t>fourthPipe</w:t>
-            </w:r>
-            <w:proofErr w:type="spellEnd"/>
+              <w:t>_fourthPipe</w:t>
+            </w:r>
             <w:r>
               <w:rPr>
                 <w:rFonts w:asciiTheme="minorHAnsi" w:eastAsia="Times New Roman" w:hAnsiTheme="minorHAnsi" w:cstheme="minorHAnsi"/>
@@ -15320,29 +15056,7 @@
                 <w:szCs w:val="20"/>
                 <w:lang w:val="en-AE" w:eastAsia="en-AE"/>
               </w:rPr>
-              <w:t xml:space="preserve">Nom </w:t>
-            </w:r>
-            <w:proofErr w:type="spellStart"/>
-            <w:r>
-              <w:rPr>
-                <w:rFonts w:asciiTheme="minorHAnsi" w:eastAsia="Times New Roman" w:hAnsiTheme="minorHAnsi" w:cstheme="minorHAnsi"/>
-                <w:color w:val="FFFFFF"/>
-                <w:sz w:val="20"/>
-                <w:szCs w:val="20"/>
-                <w:lang w:val="en-AE" w:eastAsia="en-AE"/>
-              </w:rPr>
-              <w:t>Thk</w:t>
-            </w:r>
-            <w:proofErr w:type="spellEnd"/>
-            <w:r>
-              <w:rPr>
-                <w:rFonts w:asciiTheme="minorHAnsi" w:eastAsia="Times New Roman" w:hAnsiTheme="minorHAnsi" w:cstheme="minorHAnsi"/>
-                <w:color w:val="FFFFFF"/>
-                <w:sz w:val="20"/>
-                <w:szCs w:val="20"/>
-                <w:lang w:val="en-AE" w:eastAsia="en-AE"/>
-              </w:rPr>
-              <w:t xml:space="preserve"> (in)</w:t>
+              <w:t>Nom Thk (in)</w:t>
             </w:r>
           </w:p>
         </w:tc>
@@ -15379,29 +15093,7 @@
                 <w:szCs w:val="20"/>
                 <w:lang w:val="en-AE" w:eastAsia="en-AE"/>
               </w:rPr>
-              <w:t xml:space="preserve">Min </w:t>
-            </w:r>
-            <w:proofErr w:type="spellStart"/>
-            <w:r>
-              <w:rPr>
-                <w:rFonts w:asciiTheme="minorHAnsi" w:eastAsia="Times New Roman" w:hAnsiTheme="minorHAnsi" w:cstheme="minorHAnsi"/>
-                <w:color w:val="FFFFFF"/>
-                <w:sz w:val="20"/>
-                <w:szCs w:val="20"/>
-                <w:lang w:val="en-AE" w:eastAsia="en-AE"/>
-              </w:rPr>
-              <w:t>Thk</w:t>
-            </w:r>
-            <w:proofErr w:type="spellEnd"/>
-            <w:r>
-              <w:rPr>
-                <w:rFonts w:asciiTheme="minorHAnsi" w:eastAsia="Times New Roman" w:hAnsiTheme="minorHAnsi" w:cstheme="minorHAnsi"/>
-                <w:color w:val="FFFFFF"/>
-                <w:sz w:val="20"/>
-                <w:szCs w:val="20"/>
-                <w:lang w:val="en-AE" w:eastAsia="en-AE"/>
-              </w:rPr>
-              <w:t xml:space="preserve"> (in)</w:t>
+              <w:t>Min Thk (in)</w:t>
             </w:r>
           </w:p>
         </w:tc>
@@ -16011,22 +15703,8 @@
                 <w:szCs w:val="20"/>
                 <w:lang w:val="en-AE" w:eastAsia="en-AE"/>
               </w:rPr>
-              <w:t>_</w:t>
-            </w:r>
-            <w:proofErr w:type="spellStart"/>
-            <w:r>
-              <w:rPr>
-                <w:rFonts w:asciiTheme="minorHAnsi" w:eastAsia="Times New Roman" w:hAnsiTheme="minorHAnsi" w:cstheme="minorHAnsi"/>
-                <w:b/>
-                <w:bCs/>
-                <w:color w:val="FFFFFF"/>
-                <w:sz w:val="20"/>
-                <w:szCs w:val="20"/>
-                <w:lang w:val="en-AE" w:eastAsia="en-AE"/>
-              </w:rPr>
-              <w:t>fifthPipe</w:t>
-            </w:r>
-            <w:proofErr w:type="spellEnd"/>
+              <w:t>_fifthPipe</w:t>
+            </w:r>
             <w:r>
               <w:rPr>
                 <w:rFonts w:asciiTheme="minorHAnsi" w:eastAsia="Times New Roman" w:hAnsiTheme="minorHAnsi" w:cstheme="minorHAnsi"/>
@@ -16183,29 +15861,7 @@
                 <w:szCs w:val="20"/>
                 <w:lang w:val="en-AE" w:eastAsia="en-AE"/>
               </w:rPr>
-              <w:t xml:space="preserve">Nom </w:t>
-            </w:r>
-            <w:proofErr w:type="spellStart"/>
-            <w:r>
-              <w:rPr>
-                <w:rFonts w:asciiTheme="minorHAnsi" w:eastAsia="Times New Roman" w:hAnsiTheme="minorHAnsi" w:cstheme="minorHAnsi"/>
-                <w:color w:val="FFFFFF"/>
-                <w:sz w:val="20"/>
-                <w:szCs w:val="20"/>
-                <w:lang w:val="en-AE" w:eastAsia="en-AE"/>
-              </w:rPr>
-              <w:t>Thk</w:t>
-            </w:r>
-            <w:proofErr w:type="spellEnd"/>
-            <w:r>
-              <w:rPr>
-                <w:rFonts w:asciiTheme="minorHAnsi" w:eastAsia="Times New Roman" w:hAnsiTheme="minorHAnsi" w:cstheme="minorHAnsi"/>
-                <w:color w:val="FFFFFF"/>
-                <w:sz w:val="20"/>
-                <w:szCs w:val="20"/>
-                <w:lang w:val="en-AE" w:eastAsia="en-AE"/>
-              </w:rPr>
-              <w:t xml:space="preserve"> (in)</w:t>
+              <w:t>Nom Thk (in)</w:t>
             </w:r>
           </w:p>
         </w:tc>
@@ -16242,29 +15898,7 @@
                 <w:szCs w:val="20"/>
                 <w:lang w:val="en-AE" w:eastAsia="en-AE"/>
               </w:rPr>
-              <w:t xml:space="preserve">Min </w:t>
-            </w:r>
-            <w:proofErr w:type="spellStart"/>
-            <w:r>
-              <w:rPr>
-                <w:rFonts w:asciiTheme="minorHAnsi" w:eastAsia="Times New Roman" w:hAnsiTheme="minorHAnsi" w:cstheme="minorHAnsi"/>
-                <w:color w:val="FFFFFF"/>
-                <w:sz w:val="20"/>
-                <w:szCs w:val="20"/>
-                <w:lang w:val="en-AE" w:eastAsia="en-AE"/>
-              </w:rPr>
-              <w:t>Thk</w:t>
-            </w:r>
-            <w:proofErr w:type="spellEnd"/>
-            <w:r>
-              <w:rPr>
-                <w:rFonts w:asciiTheme="minorHAnsi" w:eastAsia="Times New Roman" w:hAnsiTheme="minorHAnsi" w:cstheme="minorHAnsi"/>
-                <w:color w:val="FFFFFF"/>
-                <w:sz w:val="20"/>
-                <w:szCs w:val="20"/>
-                <w:lang w:val="en-AE" w:eastAsia="en-AE"/>
-              </w:rPr>
-              <w:t xml:space="preserve"> (in)</w:t>
+              <w:t>Min Thk (in)</w:t>
             </w:r>
           </w:p>
         </w:tc>
@@ -16874,22 +16508,8 @@
                 <w:szCs w:val="20"/>
                 <w:lang w:val="en-AE" w:eastAsia="en-AE"/>
               </w:rPr>
-              <w:t>_</w:t>
-            </w:r>
-            <w:proofErr w:type="spellStart"/>
-            <w:r>
-              <w:rPr>
-                <w:rFonts w:asciiTheme="minorHAnsi" w:eastAsia="Times New Roman" w:hAnsiTheme="minorHAnsi" w:cstheme="minorHAnsi"/>
-                <w:b/>
-                <w:bCs/>
-                <w:color w:val="FFFFFF"/>
-                <w:sz w:val="20"/>
-                <w:szCs w:val="20"/>
-                <w:lang w:val="en-AE" w:eastAsia="en-AE"/>
-              </w:rPr>
-              <w:t>sixthPipe</w:t>
-            </w:r>
-            <w:proofErr w:type="spellEnd"/>
+              <w:t>_sixthPipe</w:t>
+            </w:r>
             <w:r>
               <w:rPr>
                 <w:rFonts w:asciiTheme="minorHAnsi" w:eastAsia="Times New Roman" w:hAnsiTheme="minorHAnsi" w:cstheme="minorHAnsi"/>
@@ -17046,29 +16666,7 @@
                 <w:szCs w:val="20"/>
                 <w:lang w:val="en-AE" w:eastAsia="en-AE"/>
               </w:rPr>
-              <w:t xml:space="preserve">Nom </w:t>
-            </w:r>
-            <w:proofErr w:type="spellStart"/>
-            <w:r>
-              <w:rPr>
-                <w:rFonts w:asciiTheme="minorHAnsi" w:eastAsia="Times New Roman" w:hAnsiTheme="minorHAnsi" w:cstheme="minorHAnsi"/>
-                <w:color w:val="FFFFFF"/>
-                <w:sz w:val="20"/>
-                <w:szCs w:val="20"/>
-                <w:lang w:val="en-AE" w:eastAsia="en-AE"/>
-              </w:rPr>
-              <w:t>Thk</w:t>
-            </w:r>
-            <w:proofErr w:type="spellEnd"/>
-            <w:r>
-              <w:rPr>
-                <w:rFonts w:asciiTheme="minorHAnsi" w:eastAsia="Times New Roman" w:hAnsiTheme="minorHAnsi" w:cstheme="minorHAnsi"/>
-                <w:color w:val="FFFFFF"/>
-                <w:sz w:val="20"/>
-                <w:szCs w:val="20"/>
-                <w:lang w:val="en-AE" w:eastAsia="en-AE"/>
-              </w:rPr>
-              <w:t xml:space="preserve"> (in)</w:t>
+              <w:t>Nom Thk (in)</w:t>
             </w:r>
           </w:p>
         </w:tc>
@@ -17105,29 +16703,7 @@
                 <w:szCs w:val="20"/>
                 <w:lang w:val="en-AE" w:eastAsia="en-AE"/>
               </w:rPr>
-              <w:t xml:space="preserve">Min </w:t>
-            </w:r>
-            <w:proofErr w:type="spellStart"/>
-            <w:r>
-              <w:rPr>
-                <w:rFonts w:asciiTheme="minorHAnsi" w:eastAsia="Times New Roman" w:hAnsiTheme="minorHAnsi" w:cstheme="minorHAnsi"/>
-                <w:color w:val="FFFFFF"/>
-                <w:sz w:val="20"/>
-                <w:szCs w:val="20"/>
-                <w:lang w:val="en-AE" w:eastAsia="en-AE"/>
-              </w:rPr>
-              <w:t>Thk</w:t>
-            </w:r>
-            <w:proofErr w:type="spellEnd"/>
-            <w:r>
-              <w:rPr>
-                <w:rFonts w:asciiTheme="minorHAnsi" w:eastAsia="Times New Roman" w:hAnsiTheme="minorHAnsi" w:cstheme="minorHAnsi"/>
-                <w:color w:val="FFFFFF"/>
-                <w:sz w:val="20"/>
-                <w:szCs w:val="20"/>
-                <w:lang w:val="en-AE" w:eastAsia="en-AE"/>
-              </w:rPr>
-              <w:t xml:space="preserve"> (in)</w:t>
+              <w:t>Min Thk (in)</w:t>
             </w:r>
           </w:p>
         </w:tc>
@@ -18671,15 +18247,7 @@
               <w:jc w:val="center"/>
             </w:pPr>
             <w:r>
-              <w:t>{{</w:t>
-            </w:r>
-            <w:proofErr w:type="spellStart"/>
-            <w:r>
-              <w:t>tempgr</w:t>
-            </w:r>
-            <w:proofErr w:type="spellEnd"/>
-            <w:r>
-              <w:t>}}</w:t>
+              <w:t>{{tempgr}}</w:t>
             </w:r>
           </w:p>
         </w:tc>
@@ -18768,15 +18336,7 @@
               <w:jc w:val="center"/>
             </w:pPr>
             <w:r>
-              <w:t>{{</w:t>
-            </w:r>
-            <w:proofErr w:type="spellStart"/>
-            <w:r>
-              <w:t>wh</w:t>
-            </w:r>
-            <w:proofErr w:type="spellEnd"/>
-            <w:r>
-              <w:t>}}</w:t>
+              <w:t>{{wh}}</w:t>
             </w:r>
           </w:p>
         </w:tc>
@@ -19125,29 +18685,7 @@
           <w:sz w:val="20"/>
           <w:szCs w:val="20"/>
         </w:rPr>
-        <w:t>{{</w:t>
-      </w:r>
-      <w:proofErr w:type="spellStart"/>
-      <w:r>
-        <w:rPr>
-          <w:rFonts w:asciiTheme="minorHAnsi" w:hAnsiTheme="minorHAnsi" w:cstheme="minorHAnsi"/>
-          <w:i/>
-          <w:iCs/>
-          <w:sz w:val="20"/>
-          <w:szCs w:val="20"/>
-        </w:rPr>
-        <w:t>damage_block_start</w:t>
-      </w:r>
-      <w:proofErr w:type="spellEnd"/>
-      <w:r>
-        <w:rPr>
-          <w:rFonts w:asciiTheme="minorHAnsi" w:hAnsiTheme="minorHAnsi" w:cstheme="minorHAnsi"/>
-          <w:i/>
-          <w:iCs/>
-          <w:sz w:val="20"/>
-          <w:szCs w:val="20"/>
-        </w:rPr>
-        <w:t>}}</w:t>
+        <w:t>{{damage_block_start}}</w:t>
       </w:r>
     </w:p>
     <w:tbl>
@@ -19961,7 +19499,7 @@
               <w:t>{{</w:t>
             </w:r>
             <w:r>
-              <w:t xml:space="preserve">DMG@N </w:t>
+              <w:t>DMG@N</w:t>
             </w:r>
             <w:r>
               <w:t>_3}}</w:t>
@@ -20258,29 +19796,7 @@
           <w:sz w:val="20"/>
           <w:szCs w:val="20"/>
         </w:rPr>
-        <w:t>{{</w:t>
-      </w:r>
-      <w:proofErr w:type="spellStart"/>
-      <w:r>
-        <w:rPr>
-          <w:rFonts w:asciiTheme="minorHAnsi" w:hAnsiTheme="minorHAnsi" w:cstheme="minorHAnsi"/>
-          <w:i/>
-          <w:iCs/>
-          <w:sz w:val="20"/>
-          <w:szCs w:val="20"/>
-        </w:rPr>
-        <w:t>damage_block_end</w:t>
-      </w:r>
-      <w:proofErr w:type="spellEnd"/>
-      <w:r>
-        <w:rPr>
-          <w:rFonts w:asciiTheme="minorHAnsi" w:hAnsiTheme="minorHAnsi" w:cstheme="minorHAnsi"/>
-          <w:i/>
-          <w:iCs/>
-          <w:sz w:val="20"/>
-          <w:szCs w:val="20"/>
-        </w:rPr>
-        <w:t>}}</w:t>
+        <w:t>{{damage_block_end}}</w:t>
       </w:r>
     </w:p>
     <w:p>
@@ -20453,9 +19969,8 @@
                 <w:szCs w:val="20"/>
                 <w:lang w:val="en-AE" w:eastAsia="en-AE"/>
               </w:rPr>
-              <w:t>{{</w:t>
-            </w:r>
-            <w:proofErr w:type="spellStart"/>
+              <w:t>{{joints_</w:t>
+            </w:r>
             <w:r>
               <w:rPr>
                 <w:rFonts w:asciiTheme="minorHAnsi" w:eastAsia="Times New Roman" w:hAnsiTheme="minorHAnsi" w:cstheme="minorHAnsi"/>
@@ -20464,19 +19979,8 @@
                 <w:szCs w:val="20"/>
                 <w:lang w:val="en-AE" w:eastAsia="en-AE"/>
               </w:rPr>
-              <w:t>joints_</w:t>
-            </w:r>
-            <w:r>
-              <w:rPr>
-                <w:rFonts w:asciiTheme="minorHAnsi" w:eastAsia="Times New Roman" w:hAnsiTheme="minorHAnsi" w:cstheme="minorHAnsi"/>
-                <w:color w:val="FFFFFF"/>
-                <w:sz w:val="20"/>
-                <w:szCs w:val="20"/>
-                <w:lang w:val="en-AE" w:eastAsia="en-AE"/>
-              </w:rPr>
               <w:t>firstPipe</w:t>
             </w:r>
-            <w:proofErr w:type="spellEnd"/>
             <w:r>
               <w:rPr>
                 <w:rFonts w:asciiTheme="minorHAnsi" w:eastAsia="Times New Roman" w:hAnsiTheme="minorHAnsi" w:cstheme="minorHAnsi"/>
@@ -20633,29 +20137,7 @@
                 <w:szCs w:val="20"/>
                 <w:lang w:val="en-AE" w:eastAsia="en-AE"/>
               </w:rPr>
-              <w:t xml:space="preserve">Nom </w:t>
-            </w:r>
-            <w:proofErr w:type="spellStart"/>
-            <w:r>
-              <w:rPr>
-                <w:rFonts w:asciiTheme="minorHAnsi" w:eastAsia="Times New Roman" w:hAnsiTheme="minorHAnsi" w:cstheme="minorHAnsi"/>
-                <w:color w:val="FFFFFF"/>
-                <w:sz w:val="20"/>
-                <w:szCs w:val="20"/>
-                <w:lang w:val="en-AE" w:eastAsia="en-AE"/>
-              </w:rPr>
-              <w:t>Thk</w:t>
-            </w:r>
-            <w:proofErr w:type="spellEnd"/>
-            <w:r>
-              <w:rPr>
-                <w:rFonts w:asciiTheme="minorHAnsi" w:eastAsia="Times New Roman" w:hAnsiTheme="minorHAnsi" w:cstheme="minorHAnsi"/>
-                <w:color w:val="FFFFFF"/>
-                <w:sz w:val="20"/>
-                <w:szCs w:val="20"/>
-                <w:lang w:val="en-AE" w:eastAsia="en-AE"/>
-              </w:rPr>
-              <w:t xml:space="preserve"> (in)</w:t>
+              <w:t>Nom Thk (in)</w:t>
             </w:r>
           </w:p>
         </w:tc>
@@ -20692,29 +20174,7 @@
                 <w:szCs w:val="20"/>
                 <w:lang w:val="en-AE" w:eastAsia="en-AE"/>
               </w:rPr>
-              <w:t xml:space="preserve">Min </w:t>
-            </w:r>
-            <w:proofErr w:type="spellStart"/>
-            <w:r>
-              <w:rPr>
-                <w:rFonts w:asciiTheme="minorHAnsi" w:eastAsia="Times New Roman" w:hAnsiTheme="minorHAnsi" w:cstheme="minorHAnsi"/>
-                <w:color w:val="FFFFFF"/>
-                <w:sz w:val="20"/>
-                <w:szCs w:val="20"/>
-                <w:lang w:val="en-AE" w:eastAsia="en-AE"/>
-              </w:rPr>
-              <w:t>Thk</w:t>
-            </w:r>
-            <w:proofErr w:type="spellEnd"/>
-            <w:r>
-              <w:rPr>
-                <w:rFonts w:asciiTheme="minorHAnsi" w:eastAsia="Times New Roman" w:hAnsiTheme="minorHAnsi" w:cstheme="minorHAnsi"/>
-                <w:color w:val="FFFFFF"/>
-                <w:sz w:val="20"/>
-                <w:szCs w:val="20"/>
-                <w:lang w:val="en-AE" w:eastAsia="en-AE"/>
-              </w:rPr>
-              <w:t xml:space="preserve"> (in)</w:t>
+              <w:t>Min Thk (in)</w:t>
             </w:r>
           </w:p>
         </w:tc>
@@ -21354,29 +20814,7 @@
                 <w:szCs w:val="20"/>
                 <w:lang w:val="en-AE" w:eastAsia="en-AE"/>
               </w:rPr>
-              <w:t>{{</w:t>
-            </w:r>
-            <w:proofErr w:type="spellStart"/>
-            <w:r>
-              <w:rPr>
-                <w:rFonts w:asciiTheme="minorHAnsi" w:eastAsia="Times New Roman" w:hAnsiTheme="minorHAnsi" w:cstheme="minorHAnsi"/>
-                <w:color w:val="FFFFFF"/>
-                <w:sz w:val="20"/>
-                <w:szCs w:val="20"/>
-                <w:lang w:val="en-AE" w:eastAsia="en-AE"/>
-              </w:rPr>
-              <w:t>joints_secondPipe</w:t>
-            </w:r>
-            <w:proofErr w:type="spellEnd"/>
-            <w:r>
-              <w:rPr>
-                <w:rFonts w:asciiTheme="minorHAnsi" w:eastAsia="Times New Roman" w:hAnsiTheme="minorHAnsi" w:cstheme="minorHAnsi"/>
-                <w:color w:val="FFFFFF"/>
-                <w:sz w:val="20"/>
-                <w:szCs w:val="20"/>
-                <w:lang w:val="en-AE" w:eastAsia="en-AE"/>
-              </w:rPr>
-              <w:t>}}</w:t>
+              <w:t>{{joints_secondPipe}}</w:t>
             </w:r>
           </w:p>
         </w:tc>
@@ -21524,29 +20962,7 @@
                 <w:szCs w:val="20"/>
                 <w:lang w:val="en-AE" w:eastAsia="en-AE"/>
               </w:rPr>
-              <w:t xml:space="preserve">Nom </w:t>
-            </w:r>
-            <w:proofErr w:type="spellStart"/>
-            <w:r>
-              <w:rPr>
-                <w:rFonts w:asciiTheme="minorHAnsi" w:eastAsia="Times New Roman" w:hAnsiTheme="minorHAnsi" w:cstheme="minorHAnsi"/>
-                <w:color w:val="FFFFFF"/>
-                <w:sz w:val="20"/>
-                <w:szCs w:val="20"/>
-                <w:lang w:val="en-AE" w:eastAsia="en-AE"/>
-              </w:rPr>
-              <w:t>Thk</w:t>
-            </w:r>
-            <w:proofErr w:type="spellEnd"/>
-            <w:r>
-              <w:rPr>
-                <w:rFonts w:asciiTheme="minorHAnsi" w:eastAsia="Times New Roman" w:hAnsiTheme="minorHAnsi" w:cstheme="minorHAnsi"/>
-                <w:color w:val="FFFFFF"/>
-                <w:sz w:val="20"/>
-                <w:szCs w:val="20"/>
-                <w:lang w:val="en-AE" w:eastAsia="en-AE"/>
-              </w:rPr>
-              <w:t xml:space="preserve"> (in)</w:t>
+              <w:t>Nom Thk (in)</w:t>
             </w:r>
           </w:p>
         </w:tc>
@@ -21583,29 +20999,7 @@
                 <w:szCs w:val="20"/>
                 <w:lang w:val="en-AE" w:eastAsia="en-AE"/>
               </w:rPr>
-              <w:t xml:space="preserve">Min </w:t>
-            </w:r>
-            <w:proofErr w:type="spellStart"/>
-            <w:r>
-              <w:rPr>
-                <w:rFonts w:asciiTheme="minorHAnsi" w:eastAsia="Times New Roman" w:hAnsiTheme="minorHAnsi" w:cstheme="minorHAnsi"/>
-                <w:color w:val="FFFFFF"/>
-                <w:sz w:val="20"/>
-                <w:szCs w:val="20"/>
-                <w:lang w:val="en-AE" w:eastAsia="en-AE"/>
-              </w:rPr>
-              <w:t>Thk</w:t>
-            </w:r>
-            <w:proofErr w:type="spellEnd"/>
-            <w:r>
-              <w:rPr>
-                <w:rFonts w:asciiTheme="minorHAnsi" w:eastAsia="Times New Roman" w:hAnsiTheme="minorHAnsi" w:cstheme="minorHAnsi"/>
-                <w:color w:val="FFFFFF"/>
-                <w:sz w:val="20"/>
-                <w:szCs w:val="20"/>
-                <w:lang w:val="en-AE" w:eastAsia="en-AE"/>
-              </w:rPr>
-              <w:t xml:space="preserve"> (in)</w:t>
+              <w:t>Min Thk (in)</w:t>
             </w:r>
           </w:p>
         </w:tc>
@@ -22265,29 +21659,7 @@
                 <w:szCs w:val="20"/>
                 <w:lang w:val="en-AE" w:eastAsia="en-AE"/>
               </w:rPr>
-              <w:t>{{</w:t>
-            </w:r>
-            <w:proofErr w:type="spellStart"/>
-            <w:r>
-              <w:rPr>
-                <w:rFonts w:asciiTheme="minorHAnsi" w:eastAsia="Times New Roman" w:hAnsiTheme="minorHAnsi" w:cstheme="minorHAnsi"/>
-                <w:color w:val="FFFFFF"/>
-                <w:sz w:val="20"/>
-                <w:szCs w:val="20"/>
-                <w:lang w:val="en-AE" w:eastAsia="en-AE"/>
-              </w:rPr>
-              <w:t>joints_thirdPipe</w:t>
-            </w:r>
-            <w:proofErr w:type="spellEnd"/>
-            <w:r>
-              <w:rPr>
-                <w:rFonts w:asciiTheme="minorHAnsi" w:eastAsia="Times New Roman" w:hAnsiTheme="minorHAnsi" w:cstheme="minorHAnsi"/>
-                <w:color w:val="FFFFFF"/>
-                <w:sz w:val="20"/>
-                <w:szCs w:val="20"/>
-                <w:lang w:val="en-AE" w:eastAsia="en-AE"/>
-              </w:rPr>
-              <w:t>}}</w:t>
+              <w:t>{{joints_thirdPipe}}</w:t>
             </w:r>
           </w:p>
         </w:tc>
@@ -22435,29 +21807,7 @@
                 <w:szCs w:val="20"/>
                 <w:lang w:val="en-AE" w:eastAsia="en-AE"/>
               </w:rPr>
-              <w:t xml:space="preserve">Nom </w:t>
-            </w:r>
-            <w:proofErr w:type="spellStart"/>
-            <w:r>
-              <w:rPr>
-                <w:rFonts w:asciiTheme="minorHAnsi" w:eastAsia="Times New Roman" w:hAnsiTheme="minorHAnsi" w:cstheme="minorHAnsi"/>
-                <w:color w:val="FFFFFF"/>
-                <w:sz w:val="20"/>
-                <w:szCs w:val="20"/>
-                <w:lang w:val="en-AE" w:eastAsia="en-AE"/>
-              </w:rPr>
-              <w:t>Thk</w:t>
-            </w:r>
-            <w:proofErr w:type="spellEnd"/>
-            <w:r>
-              <w:rPr>
-                <w:rFonts w:asciiTheme="minorHAnsi" w:eastAsia="Times New Roman" w:hAnsiTheme="minorHAnsi" w:cstheme="minorHAnsi"/>
-                <w:color w:val="FFFFFF"/>
-                <w:sz w:val="20"/>
-                <w:szCs w:val="20"/>
-                <w:lang w:val="en-AE" w:eastAsia="en-AE"/>
-              </w:rPr>
-              <w:t xml:space="preserve"> (in)</w:t>
+              <w:t>Nom Thk (in)</w:t>
             </w:r>
           </w:p>
         </w:tc>
@@ -22494,29 +21844,7 @@
                 <w:szCs w:val="20"/>
                 <w:lang w:val="en-AE" w:eastAsia="en-AE"/>
               </w:rPr>
-              <w:t xml:space="preserve">Min </w:t>
-            </w:r>
-            <w:proofErr w:type="spellStart"/>
-            <w:r>
-              <w:rPr>
-                <w:rFonts w:asciiTheme="minorHAnsi" w:eastAsia="Times New Roman" w:hAnsiTheme="minorHAnsi" w:cstheme="minorHAnsi"/>
-                <w:color w:val="FFFFFF"/>
-                <w:sz w:val="20"/>
-                <w:szCs w:val="20"/>
-                <w:lang w:val="en-AE" w:eastAsia="en-AE"/>
-              </w:rPr>
-              <w:t>Thk</w:t>
-            </w:r>
-            <w:proofErr w:type="spellEnd"/>
-            <w:r>
-              <w:rPr>
-                <w:rFonts w:asciiTheme="minorHAnsi" w:eastAsia="Times New Roman" w:hAnsiTheme="minorHAnsi" w:cstheme="minorHAnsi"/>
-                <w:color w:val="FFFFFF"/>
-                <w:sz w:val="20"/>
-                <w:szCs w:val="20"/>
-                <w:lang w:val="en-AE" w:eastAsia="en-AE"/>
-              </w:rPr>
-              <w:t xml:space="preserve"> (in)</w:t>
+              <w:t>Min Thk (in)</w:t>
             </w:r>
           </w:p>
         </w:tc>
@@ -23196,29 +22524,7 @@
                 <w:szCs w:val="20"/>
                 <w:lang w:val="en-AE" w:eastAsia="en-AE"/>
               </w:rPr>
-              <w:t>{{</w:t>
-            </w:r>
-            <w:proofErr w:type="spellStart"/>
-            <w:r>
-              <w:rPr>
-                <w:rFonts w:asciiTheme="minorHAnsi" w:eastAsia="Times New Roman" w:hAnsiTheme="minorHAnsi" w:cstheme="minorHAnsi"/>
-                <w:color w:val="FFFFFF"/>
-                <w:sz w:val="20"/>
-                <w:szCs w:val="20"/>
-                <w:lang w:val="en-AE" w:eastAsia="en-AE"/>
-              </w:rPr>
-              <w:t>joints_fourthPipe</w:t>
-            </w:r>
-            <w:proofErr w:type="spellEnd"/>
-            <w:r>
-              <w:rPr>
-                <w:rFonts w:asciiTheme="minorHAnsi" w:eastAsia="Times New Roman" w:hAnsiTheme="minorHAnsi" w:cstheme="minorHAnsi"/>
-                <w:color w:val="FFFFFF"/>
-                <w:sz w:val="20"/>
-                <w:szCs w:val="20"/>
-                <w:lang w:val="en-AE" w:eastAsia="en-AE"/>
-              </w:rPr>
-              <w:t>}}</w:t>
+              <w:t>{{joints_fourthPipe}}</w:t>
             </w:r>
           </w:p>
         </w:tc>
@@ -23366,29 +22672,7 @@
                 <w:szCs w:val="20"/>
                 <w:lang w:val="en-AE" w:eastAsia="en-AE"/>
               </w:rPr>
-              <w:t xml:space="preserve">Nom </w:t>
-            </w:r>
-            <w:proofErr w:type="spellStart"/>
-            <w:r>
-              <w:rPr>
-                <w:rFonts w:asciiTheme="minorHAnsi" w:eastAsia="Times New Roman" w:hAnsiTheme="minorHAnsi" w:cstheme="minorHAnsi"/>
-                <w:color w:val="FFFFFF"/>
-                <w:sz w:val="20"/>
-                <w:szCs w:val="20"/>
-                <w:lang w:val="en-AE" w:eastAsia="en-AE"/>
-              </w:rPr>
-              <w:t>Thk</w:t>
-            </w:r>
-            <w:proofErr w:type="spellEnd"/>
-            <w:r>
-              <w:rPr>
-                <w:rFonts w:asciiTheme="minorHAnsi" w:eastAsia="Times New Roman" w:hAnsiTheme="minorHAnsi" w:cstheme="minorHAnsi"/>
-                <w:color w:val="FFFFFF"/>
-                <w:sz w:val="20"/>
-                <w:szCs w:val="20"/>
-                <w:lang w:val="en-AE" w:eastAsia="en-AE"/>
-              </w:rPr>
-              <w:t xml:space="preserve"> (in)</w:t>
+              <w:t>Nom Thk (in)</w:t>
             </w:r>
           </w:p>
         </w:tc>
@@ -23425,29 +22709,7 @@
                 <w:szCs w:val="20"/>
                 <w:lang w:val="en-AE" w:eastAsia="en-AE"/>
               </w:rPr>
-              <w:t xml:space="preserve">Min </w:t>
-            </w:r>
-            <w:proofErr w:type="spellStart"/>
-            <w:r>
-              <w:rPr>
-                <w:rFonts w:asciiTheme="minorHAnsi" w:eastAsia="Times New Roman" w:hAnsiTheme="minorHAnsi" w:cstheme="minorHAnsi"/>
-                <w:color w:val="FFFFFF"/>
-                <w:sz w:val="20"/>
-                <w:szCs w:val="20"/>
-                <w:lang w:val="en-AE" w:eastAsia="en-AE"/>
-              </w:rPr>
-              <w:t>Thk</w:t>
-            </w:r>
-            <w:proofErr w:type="spellEnd"/>
-            <w:r>
-              <w:rPr>
-                <w:rFonts w:asciiTheme="minorHAnsi" w:eastAsia="Times New Roman" w:hAnsiTheme="minorHAnsi" w:cstheme="minorHAnsi"/>
-                <w:color w:val="FFFFFF"/>
-                <w:sz w:val="20"/>
-                <w:szCs w:val="20"/>
-                <w:lang w:val="en-AE" w:eastAsia="en-AE"/>
-              </w:rPr>
-              <w:t xml:space="preserve"> (in)</w:t>
+              <w:t>Min Thk (in)</w:t>
             </w:r>
           </w:p>
         </w:tc>
@@ -24027,29 +23289,7 @@
                 <w:szCs w:val="20"/>
                 <w:lang w:val="en-AE" w:eastAsia="en-AE"/>
               </w:rPr>
-              <w:t>{{</w:t>
-            </w:r>
-            <w:proofErr w:type="spellStart"/>
-            <w:r>
-              <w:rPr>
-                <w:rFonts w:asciiTheme="minorHAnsi" w:eastAsia="Times New Roman" w:hAnsiTheme="minorHAnsi" w:cstheme="minorHAnsi"/>
-                <w:color w:val="FFFFFF"/>
-                <w:sz w:val="20"/>
-                <w:szCs w:val="20"/>
-                <w:lang w:val="en-AE" w:eastAsia="en-AE"/>
-              </w:rPr>
-              <w:t>joints_fifthPipe</w:t>
-            </w:r>
-            <w:proofErr w:type="spellEnd"/>
-            <w:r>
-              <w:rPr>
-                <w:rFonts w:asciiTheme="minorHAnsi" w:eastAsia="Times New Roman" w:hAnsiTheme="minorHAnsi" w:cstheme="minorHAnsi"/>
-                <w:color w:val="FFFFFF"/>
-                <w:sz w:val="20"/>
-                <w:szCs w:val="20"/>
-                <w:lang w:val="en-AE" w:eastAsia="en-AE"/>
-              </w:rPr>
-              <w:t>}}</w:t>
+              <w:t>{{joints_fifthPipe}}</w:t>
             </w:r>
           </w:p>
         </w:tc>
@@ -24197,29 +23437,7 @@
                 <w:szCs w:val="20"/>
                 <w:lang w:val="en-AE" w:eastAsia="en-AE"/>
               </w:rPr>
-              <w:t xml:space="preserve">Nom </w:t>
-            </w:r>
-            <w:proofErr w:type="spellStart"/>
-            <w:r>
-              <w:rPr>
-                <w:rFonts w:asciiTheme="minorHAnsi" w:eastAsia="Times New Roman" w:hAnsiTheme="minorHAnsi" w:cstheme="minorHAnsi"/>
-                <w:color w:val="FFFFFF"/>
-                <w:sz w:val="20"/>
-                <w:szCs w:val="20"/>
-                <w:lang w:val="en-AE" w:eastAsia="en-AE"/>
-              </w:rPr>
-              <w:t>Thk</w:t>
-            </w:r>
-            <w:proofErr w:type="spellEnd"/>
-            <w:r>
-              <w:rPr>
-                <w:rFonts w:asciiTheme="minorHAnsi" w:eastAsia="Times New Roman" w:hAnsiTheme="minorHAnsi" w:cstheme="minorHAnsi"/>
-                <w:color w:val="FFFFFF"/>
-                <w:sz w:val="20"/>
-                <w:szCs w:val="20"/>
-                <w:lang w:val="en-AE" w:eastAsia="en-AE"/>
-              </w:rPr>
-              <w:t xml:space="preserve"> (in)</w:t>
+              <w:t>Nom Thk (in)</w:t>
             </w:r>
           </w:p>
         </w:tc>
@@ -24256,29 +23474,7 @@
                 <w:szCs w:val="20"/>
                 <w:lang w:val="en-AE" w:eastAsia="en-AE"/>
               </w:rPr>
-              <w:t xml:space="preserve">Min </w:t>
-            </w:r>
-            <w:proofErr w:type="spellStart"/>
-            <w:r>
-              <w:rPr>
-                <w:rFonts w:asciiTheme="minorHAnsi" w:eastAsia="Times New Roman" w:hAnsiTheme="minorHAnsi" w:cstheme="minorHAnsi"/>
-                <w:color w:val="FFFFFF"/>
-                <w:sz w:val="20"/>
-                <w:szCs w:val="20"/>
-                <w:lang w:val="en-AE" w:eastAsia="en-AE"/>
-              </w:rPr>
-              <w:t>Thk</w:t>
-            </w:r>
-            <w:proofErr w:type="spellEnd"/>
-            <w:r>
-              <w:rPr>
-                <w:rFonts w:asciiTheme="minorHAnsi" w:eastAsia="Times New Roman" w:hAnsiTheme="minorHAnsi" w:cstheme="minorHAnsi"/>
-                <w:color w:val="FFFFFF"/>
-                <w:sz w:val="20"/>
-                <w:szCs w:val="20"/>
-                <w:lang w:val="en-AE" w:eastAsia="en-AE"/>
-              </w:rPr>
-              <w:t xml:space="preserve"> (in)</w:t>
+              <w:t>Min Thk (in)</w:t>
             </w:r>
           </w:p>
         </w:tc>
@@ -24856,29 +24052,7 @@
                 <w:szCs w:val="20"/>
                 <w:lang w:val="en-AE" w:eastAsia="en-AE"/>
               </w:rPr>
-              <w:t>{{</w:t>
-            </w:r>
-            <w:proofErr w:type="spellStart"/>
-            <w:r>
-              <w:rPr>
-                <w:rFonts w:asciiTheme="minorHAnsi" w:eastAsia="Times New Roman" w:hAnsiTheme="minorHAnsi" w:cstheme="minorHAnsi"/>
-                <w:color w:val="FFFFFF"/>
-                <w:sz w:val="20"/>
-                <w:szCs w:val="20"/>
-                <w:lang w:val="en-AE" w:eastAsia="en-AE"/>
-              </w:rPr>
-              <w:t>joints_sixthPipe</w:t>
-            </w:r>
-            <w:proofErr w:type="spellEnd"/>
-            <w:r>
-              <w:rPr>
-                <w:rFonts w:asciiTheme="minorHAnsi" w:eastAsia="Times New Roman" w:hAnsiTheme="minorHAnsi" w:cstheme="minorHAnsi"/>
-                <w:color w:val="FFFFFF"/>
-                <w:sz w:val="20"/>
-                <w:szCs w:val="20"/>
-                <w:lang w:val="en-AE" w:eastAsia="en-AE"/>
-              </w:rPr>
-              <w:t>}}</w:t>
+              <w:t>{{joints_sixthPipe}}</w:t>
             </w:r>
           </w:p>
         </w:tc>
@@ -25026,29 +24200,7 @@
                 <w:szCs w:val="20"/>
                 <w:lang w:val="en-AE" w:eastAsia="en-AE"/>
               </w:rPr>
-              <w:t xml:space="preserve">Nom </w:t>
-            </w:r>
-            <w:proofErr w:type="spellStart"/>
-            <w:r>
-              <w:rPr>
-                <w:rFonts w:asciiTheme="minorHAnsi" w:eastAsia="Times New Roman" w:hAnsiTheme="minorHAnsi" w:cstheme="minorHAnsi"/>
-                <w:color w:val="FFFFFF"/>
-                <w:sz w:val="20"/>
-                <w:szCs w:val="20"/>
-                <w:lang w:val="en-AE" w:eastAsia="en-AE"/>
-              </w:rPr>
-              <w:t>Thk</w:t>
-            </w:r>
-            <w:proofErr w:type="spellEnd"/>
-            <w:r>
-              <w:rPr>
-                <w:rFonts w:asciiTheme="minorHAnsi" w:eastAsia="Times New Roman" w:hAnsiTheme="minorHAnsi" w:cstheme="minorHAnsi"/>
-                <w:color w:val="FFFFFF"/>
-                <w:sz w:val="20"/>
-                <w:szCs w:val="20"/>
-                <w:lang w:val="en-AE" w:eastAsia="en-AE"/>
-              </w:rPr>
-              <w:t xml:space="preserve"> (in)</w:t>
+              <w:t>Nom Thk (in)</w:t>
             </w:r>
           </w:p>
         </w:tc>
@@ -25085,29 +24237,7 @@
                 <w:szCs w:val="20"/>
                 <w:lang w:val="en-AE" w:eastAsia="en-AE"/>
               </w:rPr>
-              <w:t xml:space="preserve">Min </w:t>
-            </w:r>
-            <w:proofErr w:type="spellStart"/>
-            <w:r>
-              <w:rPr>
-                <w:rFonts w:asciiTheme="minorHAnsi" w:eastAsia="Times New Roman" w:hAnsiTheme="minorHAnsi" w:cstheme="minorHAnsi"/>
-                <w:color w:val="FFFFFF"/>
-                <w:sz w:val="20"/>
-                <w:szCs w:val="20"/>
-                <w:lang w:val="en-AE" w:eastAsia="en-AE"/>
-              </w:rPr>
-              <w:t>Thk</w:t>
-            </w:r>
-            <w:proofErr w:type="spellEnd"/>
-            <w:r>
-              <w:rPr>
-                <w:rFonts w:asciiTheme="minorHAnsi" w:eastAsia="Times New Roman" w:hAnsiTheme="minorHAnsi" w:cstheme="minorHAnsi"/>
-                <w:color w:val="FFFFFF"/>
-                <w:sz w:val="20"/>
-                <w:szCs w:val="20"/>
-                <w:lang w:val="en-AE" w:eastAsia="en-AE"/>
-              </w:rPr>
-              <w:t xml:space="preserve"> (in)</w:t>
+              <w:t>Min Thk (in)</w:t>
             </w:r>
           </w:p>
         </w:tc>
@@ -27083,7 +26213,7 @@
         </w:rPr>
         <w:lastRenderedPageBreak/>
         <w:drawing>
-          <wp:anchor distT="0" distB="0" distL="114300" distR="114300" simplePos="0" relativeHeight="251649536" behindDoc="0" locked="0" layoutInCell="1" allowOverlap="1" wp14:anchorId="084BCEFC" wp14:editId="4F2F1274">
+          <wp:anchor distT="0" distB="0" distL="114300" distR="114300" simplePos="0" relativeHeight="251649536" behindDoc="0" locked="0" layoutInCell="1" allowOverlap="1" wp14:anchorId="084BCEFC" wp14:editId="7B7CB42F">
             <wp:simplePos x="0" y="0"/>
             <wp:positionH relativeFrom="column">
               <wp:posOffset>255270</wp:posOffset>
@@ -27374,15 +26504,7 @@
               <w:jc w:val="center"/>
             </w:pPr>
             <w:r>
-              <w:t>{{</w:t>
-            </w:r>
-            <w:proofErr w:type="spellStart"/>
-            <w:r>
-              <w:t>ts</w:t>
-            </w:r>
-            <w:proofErr w:type="spellEnd"/>
-            <w:r>
-              <w:t>}}</w:t>
+              <w:t>{{ts}}</w:t>
             </w:r>
           </w:p>
         </w:tc>
@@ -35295,16 +34417,6 @@
 </file>
 
 <file path=customXml/item2.xml><?xml version="1.0" encoding="utf-8"?>
-<b:Sources xmlns:b="http://schemas.openxmlformats.org/officeDocument/2006/bibliography" xmlns="http://schemas.openxmlformats.org/officeDocument/2006/bibliography" SelectedStyle="\APASixthEditionOfficeOnline.xsl" StyleName="APA" Version="6"/>
-</file>
-
-<file path=customXml/item3.xml><?xml version="1.0" encoding="utf-8"?>
-<p:properties xmlns:p="http://schemas.microsoft.com/office/2006/metadata/properties" xmlns:xsi="http://www.w3.org/2001/XMLSchema-instance" xmlns:pc="http://schemas.microsoft.com/office/infopath/2007/PartnerControls">
-  <documentManagement/>
-</p:properties>
-</file>
-
-<file path=customXml/item4.xml><?xml version="1.0" encoding="utf-8"?>
 <ct:contentTypeSchema xmlns:ct="http://schemas.microsoft.com/office/2006/metadata/contentType" xmlns:ma="http://schemas.microsoft.com/office/2006/metadata/properties/metaAttributes" ct:_="" ma:_="" ma:contentTypeName="Document" ma:contentTypeID="0x0101007BECBE631466E146A5A60A7FBFAB5446" ma:contentTypeVersion="8" ma:contentTypeDescription="Create a new document." ma:contentTypeScope="" ma:versionID="0f5e4eafd5d92c80c155f2206804de7f">
   <xsd:schema xmlns:xsd="http://www.w3.org/2001/XMLSchema" xmlns:xs="http://www.w3.org/2001/XMLSchema" xmlns:p="http://schemas.microsoft.com/office/2006/metadata/properties" xmlns:ns2="eb10c264-7177-4f90-96c4-984f47b9cc69" targetNamespace="http://schemas.microsoft.com/office/2006/metadata/properties" ma:root="true" ma:fieldsID="244178858aeb020dd8df612c45093a22" ns2:_="">
     <xsd:import namespace="eb10c264-7177-4f90-96c4-984f47b9cc69"/>
@@ -35476,6 +34588,16 @@
 </ct:contentTypeSchema>
 </file>
 
+<file path=customXml/item3.xml><?xml version="1.0" encoding="utf-8"?>
+<p:properties xmlns:p="http://schemas.microsoft.com/office/2006/metadata/properties" xmlns:xsi="http://www.w3.org/2001/XMLSchema-instance" xmlns:pc="http://schemas.microsoft.com/office/infopath/2007/PartnerControls">
+  <documentManagement/>
+</p:properties>
+</file>
+
+<file path=customXml/item4.xml><?xml version="1.0" encoding="utf-8"?>
+<b:Sources xmlns:b="http://schemas.openxmlformats.org/officeDocument/2006/bibliography" xmlns="http://schemas.openxmlformats.org/officeDocument/2006/bibliography" SelectedStyle="\APASixthEditionOfficeOnline.xsl" StyleName="APA" Version="6"/>
+</file>
+
 <file path=customXml/itemProps1.xml><?xml version="1.0" encoding="utf-8"?>
 <ds:datastoreItem xmlns:ds="http://schemas.openxmlformats.org/officeDocument/2006/customXml" ds:itemID="{79696F61-4EFA-4208-9DA2-098D4828C9DB}">
   <ds:schemaRefs>
@@ -35485,23 +34607,6 @@
 </file>
 
 <file path=customXml/itemProps2.xml><?xml version="1.0" encoding="utf-8"?>
-<ds:datastoreItem xmlns:ds="http://schemas.openxmlformats.org/officeDocument/2006/customXml" ds:itemID="{2F984F2C-3394-4807-BB5C-769B95DB81F6}">
-  <ds:schemaRefs>
-    <ds:schemaRef ds:uri="http://schemas.openxmlformats.org/officeDocument/2006/bibliography"/>
-  </ds:schemaRefs>
-</ds:datastoreItem>
-</file>
-
-<file path=customXml/itemProps3.xml><?xml version="1.0" encoding="utf-8"?>
-<ds:datastoreItem xmlns:ds="http://schemas.openxmlformats.org/officeDocument/2006/customXml" ds:itemID="{74A46DB4-35AB-4E89-AE84-AAE4879E018C}">
-  <ds:schemaRefs>
-    <ds:schemaRef ds:uri="http://schemas.microsoft.com/office/2006/metadata/properties"/>
-    <ds:schemaRef ds:uri="http://schemas.microsoft.com/office/infopath/2007/PartnerControls"/>
-  </ds:schemaRefs>
-</ds:datastoreItem>
-</file>
-
-<file path=customXml/itemProps4.xml><?xml version="1.0" encoding="utf-8"?>
 <ds:datastoreItem xmlns:ds="http://schemas.openxmlformats.org/officeDocument/2006/customXml" ds:itemID="{2E26228A-8175-49C1-B0E8-F5B0407DC3F6}">
   <ds:schemaRefs>
     <ds:schemaRef ds:uri="http://schemas.microsoft.com/office/2006/metadata/contentType"/>
@@ -35517,4 +34622,21 @@
     <ds:schemaRef ds:uri="http://schemas.microsoft.com/internal/obd"/>
   </ds:schemaRefs>
 </ds:datastoreItem>
+</file>
+
+<file path=customXml/itemProps3.xml><?xml version="1.0" encoding="utf-8"?>
+<ds:datastoreItem xmlns:ds="http://schemas.openxmlformats.org/officeDocument/2006/customXml" ds:itemID="{74A46DB4-35AB-4E89-AE84-AAE4879E018C}">
+  <ds:schemaRefs>
+    <ds:schemaRef ds:uri="http://schemas.microsoft.com/office/2006/metadata/properties"/>
+    <ds:schemaRef ds:uri="http://schemas.microsoft.com/office/infopath/2007/PartnerControls"/>
+  </ds:schemaRefs>
+</ds:datastoreItem>
+</file>
+
+<file path=customXml/itemProps4.xml><?xml version="1.0" encoding="utf-8"?>
+<ds:datastoreItem xmlns:ds="http://schemas.openxmlformats.org/officeDocument/2006/customXml" ds:itemID="{2F984F2C-3394-4807-BB5C-769B95DB81F6}">
+  <ds:schemaRefs>
+    <ds:schemaRef ds:uri="http://schemas.openxmlformats.org/officeDocument/2006/bibliography"/>
+  </ds:schemaRefs>
+</ds:datastoreItem>
 </file>
--- a/well_tools_1/webapp/data/templates/sample_3_4p5-7-9-13.docx
+++ b/well_tools_1/webapp/data/templates/sample_3_4p5-7-9-13.docx
@@ -1165,9 +1165,9 @@
       </w:sdtContent>
     </w:sdt>
     <w:bookmarkStart w:id="3" w:name="_Hlk207958089" w:displacedByCustomXml="next"/>
-    <w:bookmarkStart w:id="4" w:name="_Toc23528006" w:displacedByCustomXml="next"/>
+    <w:bookmarkStart w:id="4" w:name="_Toc436141478" w:displacedByCustomXml="next"/>
     <w:bookmarkStart w:id="5" w:name="_Toc5016962" w:displacedByCustomXml="next"/>
-    <w:bookmarkStart w:id="6" w:name="_Toc436141478" w:displacedByCustomXml="next"/>
+    <w:bookmarkStart w:id="6" w:name="_Toc23528006" w:displacedByCustomXml="next"/>
     <w:sdt>
       <w:sdtPr>
         <w:rPr>
@@ -2858,7 +2858,7 @@
                                 <w:sz w:val="16"/>
                                 <w:lang w:val="en-GB"/>
                               </w:rPr>
-                              <w:t>Weatherford</w:t>
+                              <w:t>{{COMPNAME}}</w:t>
                             </w:r>
                             <w:r>
                               <w:rPr>
@@ -2965,46 +2965,14 @@
                           <w:sz w:val="16"/>
                           <w:lang w:val="en-GB"/>
                         </w:rPr>
-                        <w:t xml:space="preserve">This report was prepared by </w:t>
-                      </w:r>
-                      <w:proofErr w:type="spellStart"/>
-                      <w:r>
-                        <w:rPr>
-                          <w:sz w:val="16"/>
-                          <w:lang w:val="en-GB"/>
-                        </w:rPr>
-                        <w:t>GOWell</w:t>
-                      </w:r>
-                      <w:proofErr w:type="spellEnd"/>
-                      <w:r>
-                        <w:rPr>
-                          <w:sz w:val="16"/>
-                          <w:lang w:val="en-GB"/>
-                        </w:rPr>
-                        <w:t xml:space="preserve"> Energy Solutions Inc. or by its affiliates or subsidiaries (“</w:t>
-                      </w:r>
-                      <w:proofErr w:type="spellStart"/>
-                      <w:r>
-                        <w:rPr>
-                          <w:sz w:val="16"/>
-                          <w:lang w:val="en-GB"/>
-                        </w:rPr>
-                        <w:t>GOWell</w:t>
-                      </w:r>
-                      <w:proofErr w:type="spellEnd"/>
-                      <w:r>
-                        <w:rPr>
-                          <w:sz w:val="16"/>
-                          <w:lang w:val="en-GB"/>
-                        </w:rPr>
-                        <w:t xml:space="preserve">”) at the request of </w:t>
+                        <w:t xml:space="preserve">This report was prepared by GOWell Energy Solutions Inc. or by its affiliates or subsidiaries (“GOWell”) at the request of </w:t>
                       </w:r>
                       <w:r>
                         <w:rPr>
                           <w:sz w:val="16"/>
                           <w:lang w:val="en-GB"/>
                         </w:rPr>
-                        <w:t>Weatherford</w:t>
+                        <w:t>{{COMPNAME}}</w:t>
                       </w:r>
                       <w:r>
                         <w:rPr>
@@ -3026,23 +2994,7 @@
                           <w:sz w:val="16"/>
                           <w:lang w:val="en-GB"/>
                         </w:rPr>
-                        <w:t xml:space="preserve">This report is </w:t>
-                      </w:r>
-                      <w:proofErr w:type="spellStart"/>
-                      <w:r>
-                        <w:rPr>
-                          <w:sz w:val="16"/>
-                          <w:lang w:val="en-GB"/>
-                        </w:rPr>
-                        <w:t>GOWell’s</w:t>
-                      </w:r>
-                      <w:proofErr w:type="spellEnd"/>
-                      <w:r>
-                        <w:rPr>
-                          <w:sz w:val="16"/>
-                          <w:lang w:val="en-GB"/>
-                        </w:rPr>
-                        <w:t xml:space="preserve"> interpretation of the information provided by You and the interpretation, analysis, recommendations, advise and conclusions contained in the report are opinions based on inferences from measurements, empirical relationships, assumptions and industry practice (the “Interpretations and/or Recommendations”), which inferences, assumptions and practices are not infallible, and with respect to which professional geologists, engineers, drilling consultants, and analysts may differ and there may be a number of possible interpretations and conclusions.</w:t>
+                        <w:t>This report is GOWell’s interpretation of the information provided by You and the interpretation, analysis, recommendations, advise and conclusions contained in the report are opinions based on inferences from measurements, empirical relationships, assumptions and industry practice (the “Interpretations and/or Recommendations”), which inferences, assumptions and practices are not infallible, and with respect to which professional geologists, engineers, drilling consultants, and analysts may differ and there may be a number of possible interpretations and conclusions.</w:t>
                       </w:r>
                     </w:p>
                     <w:p>
@@ -3057,23 +3009,7 @@
                           <w:sz w:val="16"/>
                           <w:lang w:val="en-CA"/>
                         </w:rPr>
-                        <w:t xml:space="preserve">Accordingly, </w:t>
-                      </w:r>
-                      <w:proofErr w:type="spellStart"/>
-                      <w:r>
-                        <w:rPr>
-                          <w:sz w:val="16"/>
-                          <w:lang w:val="en-CA"/>
-                        </w:rPr>
-                        <w:t>GOWell</w:t>
-                      </w:r>
-                      <w:proofErr w:type="spellEnd"/>
-                      <w:r>
-                        <w:rPr>
-                          <w:sz w:val="16"/>
-                          <w:lang w:val="en-CA"/>
-                        </w:rPr>
-                        <w:t xml:space="preserve"> does not warrant the accuracy, correctness, or completeness of any such Interpretations and/or Recommendations, or that Your reliance or any third party’s reliance on such Interpretations and/or Recommendations will accomplish any particular results. YOU ASSUME FULL RESPONSIBILITY FOR THE USE OF SUCH INTERPRETATIONS AND/OR RECOMMENDATIONS AND FOR ALL DECISIONS BASED THEREON (INCLUDING WITHOUT LIMITATION DECISIONS BASED ON ANY OIL AND GAS EVALUATIONS, PRODUCTION FORECASTS AND RESERVE ESTIMATES, FURNISHED BY GOWELL TO YOU HEREUNDER), AND YOU HEREBY AGREES TO RELEASE, DEFEND, INDEMNIFY AND HOLD HARMLESS GOWELL FROM ANY CLAIMS ARISING OUT OF THE USE OF SUCH INTERPRETATIONS AND/OR RECOMMENDATIONS.</w:t>
+                        <w:t>Accordingly, GOWell does not warrant the accuracy, correctness, or completeness of any such Interpretations and/or Recommendations, or that Your reliance or any third party’s reliance on such Interpretations and/or Recommendations will accomplish any particular results. YOU ASSUME FULL RESPONSIBILITY FOR THE USE OF SUCH INTERPRETATIONS AND/OR RECOMMENDATIONS AND FOR ALL DECISIONS BASED THEREON (INCLUDING WITHOUT LIMITATION DECISIONS BASED ON ANY OIL AND GAS EVALUATIONS, PRODUCTION FORECASTS AND RESERVE ESTIMATES, FURNISHED BY GOWELL TO YOU HEREUNDER), AND YOU HEREBY AGREES TO RELEASE, DEFEND, INDEMNIFY AND HOLD HARMLESS GOWELL FROM ANY CLAIMS ARISING OUT OF THE USE OF SUCH INTERPRETATIONS AND/OR RECOMMENDATIONS.</w:t>
                       </w:r>
                     </w:p>
                     <w:p>
@@ -3435,6 +3371,7 @@
         </w:rPr>
         <w:t xml:space="preserve"> </w:t>
       </w:r>
+      <w:proofErr w:type="gramStart"/>
       <w:r>
         <w:rPr>
           <w:b/>
@@ -3458,7 +3395,16 @@
           <w:bCs/>
           <w:lang w:val="en-GB"/>
         </w:rPr>
-        <w:t xml:space="preserve">                  </w:t>
+        <w:t xml:space="preserve">  </w:t>
+      </w:r>
+      <w:proofErr w:type="gramEnd"/>
+      <w:r>
+        <w:rPr>
+          <w:b/>
+          <w:bCs/>
+          <w:lang w:val="en-GB"/>
+        </w:rPr>
+        <w:t xml:space="preserve">                </w:t>
       </w:r>
       <w:r>
         <w:rPr>
@@ -3964,7 +3910,36 @@
                 <w:sz w:val="20"/>
                 <w:szCs w:val="20"/>
               </w:rPr>
-              <w:t>Pipe OD</w:t>
+              <w:t>{{SUMMARY</w:t>
+            </w:r>
+            <w:proofErr w:type="gramStart"/>
+            <w:r>
+              <w:rPr>
+                <w:rFonts w:asciiTheme="minorHAnsi" w:eastAsia="Times New Roman" w:hAnsiTheme="minorHAnsi" w:cstheme="minorHAnsi"/>
+                <w:color w:val="FFFFFF"/>
+                <w:sz w:val="20"/>
+                <w:szCs w:val="20"/>
+              </w:rPr>
+              <w:t>}}</w:t>
+            </w:r>
+            <w:r>
+              <w:rPr>
+                <w:rFonts w:asciiTheme="minorHAnsi" w:eastAsia="Times New Roman" w:hAnsiTheme="minorHAnsi" w:cstheme="minorHAnsi"/>
+                <w:color w:val="FFFFFF"/>
+                <w:sz w:val="20"/>
+                <w:szCs w:val="20"/>
+              </w:rPr>
+              <w:t>Pipe</w:t>
+            </w:r>
+            <w:proofErr w:type="gramEnd"/>
+            <w:r>
+              <w:rPr>
+                <w:rFonts w:asciiTheme="minorHAnsi" w:eastAsia="Times New Roman" w:hAnsiTheme="minorHAnsi" w:cstheme="minorHAnsi"/>
+                <w:color w:val="FFFFFF"/>
+                <w:sz w:val="20"/>
+                <w:szCs w:val="20"/>
+              </w:rPr>
+              <w:t xml:space="preserve"> OD</w:t>
             </w:r>
           </w:p>
         </w:tc>
@@ -26213,7 +26188,7 @@
         </w:rPr>
         <w:lastRenderedPageBreak/>
         <w:drawing>
-          <wp:anchor distT="0" distB="0" distL="114300" distR="114300" simplePos="0" relativeHeight="251649536" behindDoc="0" locked="0" layoutInCell="1" allowOverlap="1" wp14:anchorId="084BCEFC" wp14:editId="7B7CB42F">
+          <wp:anchor distT="0" distB="0" distL="114300" distR="114300" simplePos="0" relativeHeight="251649536" behindDoc="0" locked="0" layoutInCell="1" allowOverlap="1" wp14:anchorId="084BCEFC" wp14:editId="0DA5A8CE">
             <wp:simplePos x="0" y="0"/>
             <wp:positionH relativeFrom="column">
               <wp:posOffset>255270</wp:posOffset>
@@ -26303,7 +26278,23 @@
           <w:b/>
           <w:bCs/>
         </w:rPr>
-        <w:t xml:space="preserve">Quality control guidelines across the main pass is shown in the figure below. </w:t>
+        <w:t xml:space="preserve">Quality control guidelines across the main pass </w:t>
+      </w:r>
+      <w:proofErr w:type="gramStart"/>
+      <w:r>
+        <w:rPr>
+          <w:b/>
+          <w:bCs/>
+        </w:rPr>
+        <w:t>is</w:t>
+      </w:r>
+      <w:proofErr w:type="gramEnd"/>
+      <w:r>
+        <w:rPr>
+          <w:b/>
+          <w:bCs/>
+        </w:rPr>
+        <w:t xml:space="preserve"> shown in the figure below. </w:t>
       </w:r>
     </w:p>
     <w:p>
@@ -26447,7 +26438,6 @@
       <w:bookmarkEnd w:id="42"/>
       <w:bookmarkEnd w:id="43"/>
     </w:p>
-    <w:p/>
     <w:p>
       <w:pPr>
         <w:pStyle w:val="Heading1"/>
@@ -26650,7 +26640,7 @@
             <w:rPr>
               <w:lang w:val="en-AE"/>
             </w:rPr>
-            <w:t>Weatherford</w:t>
+            <w:t>{{COMPNAME}}</w:t>
           </w:r>
         </w:p>
       </w:tc>
@@ -26753,7 +26743,7 @@
             <w:rPr>
               <w:lang w:val="en-AE"/>
             </w:rPr>
-            <w:t>Weatherford</w:t>
+            <w:t>{{COMPNAME}}</w:t>
           </w:r>
         </w:p>
       </w:tc>
@@ -26896,7 +26886,7 @@
         <w:noProof/>
       </w:rPr>
       <w:drawing>
-        <wp:anchor distT="0" distB="0" distL="114300" distR="114300" simplePos="0" relativeHeight="251675136" behindDoc="0" locked="0" layoutInCell="1" allowOverlap="1" wp14:anchorId="35957A83" wp14:editId="67B3CA70">
+        <wp:anchor distT="0" distB="0" distL="114300" distR="114300" simplePos="0" relativeHeight="251675136" behindDoc="0" locked="0" layoutInCell="1" allowOverlap="1" wp14:anchorId="35957A83" wp14:editId="1A8F5312">
           <wp:simplePos x="0" y="0"/>
           <wp:positionH relativeFrom="column">
             <wp:posOffset>-495300</wp:posOffset>
@@ -26907,7 +26897,7 @@
           <wp:extent cx="1224895" cy="542925"/>
           <wp:effectExtent l="0" t="0" r="0" b="0"/>
           <wp:wrapNone/>
-          <wp:docPr id="1716236988" name="Picture 1716236988"/>
+          <wp:docPr id="1716236988" name="Picture 1716236988" descr="{{COMP}}"/>
           <wp:cNvGraphicFramePr>
             <a:graphicFrameLocks xmlns:a="http://schemas.openxmlformats.org/drawingml/2006/main" noChangeAspect="1"/>
           </wp:cNvGraphicFramePr>
@@ -26915,7 +26905,7 @@
             <a:graphicData uri="http://schemas.openxmlformats.org/drawingml/2006/picture">
               <pic:pic xmlns:pic="http://schemas.openxmlformats.org/drawingml/2006/picture">
                 <pic:nvPicPr>
-                  <pic:cNvPr id="1716236988" name="Picture 1716236988"/>
+                  <pic:cNvPr id="1716236988" name="Picture 1716236988" descr="{{COMP}}"/>
                   <pic:cNvPicPr/>
                 </pic:nvPicPr>
                 <pic:blipFill>
@@ -27151,7 +27141,7 @@
         <w:noProof/>
       </w:rPr>
       <w:drawing>
-        <wp:anchor distT="0" distB="0" distL="114300" distR="114300" simplePos="0" relativeHeight="251676160" behindDoc="0" locked="0" layoutInCell="1" allowOverlap="1" wp14:anchorId="652836A8" wp14:editId="4E5C7723">
+        <wp:anchor distT="0" distB="0" distL="114300" distR="114300" simplePos="0" relativeHeight="251676160" behindDoc="0" locked="0" layoutInCell="1" allowOverlap="1" wp14:anchorId="652836A8" wp14:editId="37FE3174">
           <wp:simplePos x="0" y="0"/>
           <wp:positionH relativeFrom="column">
             <wp:posOffset>-495300</wp:posOffset>
@@ -27162,7 +27152,7 @@
           <wp:extent cx="1246382" cy="552450"/>
           <wp:effectExtent l="0" t="0" r="0" b="0"/>
           <wp:wrapNone/>
-          <wp:docPr id="2139573877" name="Picture 2139573877"/>
+          <wp:docPr id="2139573877" name="Picture 2139573877" descr="{{COMP}}"/>
           <wp:cNvGraphicFramePr>
             <a:graphicFrameLocks xmlns:a="http://schemas.openxmlformats.org/drawingml/2006/main" noChangeAspect="1"/>
           </wp:cNvGraphicFramePr>
@@ -27170,7 +27160,7 @@
             <a:graphicData uri="http://schemas.openxmlformats.org/drawingml/2006/picture">
               <pic:pic xmlns:pic="http://schemas.openxmlformats.org/drawingml/2006/picture">
                 <pic:nvPicPr>
-                  <pic:cNvPr id="2139573877" name="Picture 2139573877"/>
+                  <pic:cNvPr id="2139573877" name="Picture 2139573877" descr="{{COMP}}"/>
                   <pic:cNvPicPr/>
                 </pic:nvPicPr>
                 <pic:blipFill>
@@ -34408,15 +34398,16 @@
 </file>
 
 <file path=customXml/item1.xml><?xml version="1.0" encoding="utf-8"?>
-<?mso-contentType ?>
-<FormTemplates xmlns="http://schemas.microsoft.com/sharepoint/v3/contenttype/forms">
-  <Display>DocumentLibraryForm</Display>
-  <Edit>DocumentLibraryForm</Edit>
-  <New>DocumentLibraryForm</New>
-</FormTemplates>
+<b:Sources xmlns:b="http://schemas.openxmlformats.org/officeDocument/2006/bibliography" xmlns="http://schemas.openxmlformats.org/officeDocument/2006/bibliography" SelectedStyle="\APASixthEditionOfficeOnline.xsl" StyleName="APA" Version="6"/>
 </file>
 
 <file path=customXml/item2.xml><?xml version="1.0" encoding="utf-8"?>
+<p:properties xmlns:p="http://schemas.microsoft.com/office/2006/metadata/properties" xmlns:xsi="http://www.w3.org/2001/XMLSchema-instance" xmlns:pc="http://schemas.microsoft.com/office/infopath/2007/PartnerControls">
+  <documentManagement/>
+</p:properties>
+</file>
+
+<file path=customXml/item3.xml><?xml version="1.0" encoding="utf-8"?>
 <ct:contentTypeSchema xmlns:ct="http://schemas.microsoft.com/office/2006/metadata/contentType" xmlns:ma="http://schemas.microsoft.com/office/2006/metadata/properties/metaAttributes" ct:_="" ma:_="" ma:contentTypeName="Document" ma:contentTypeID="0x0101007BECBE631466E146A5A60A7FBFAB5446" ma:contentTypeVersion="8" ma:contentTypeDescription="Create a new document." ma:contentTypeScope="" ma:versionID="0f5e4eafd5d92c80c155f2206804de7f">
   <xsd:schema xmlns:xsd="http://www.w3.org/2001/XMLSchema" xmlns:xs="http://www.w3.org/2001/XMLSchema" xmlns:p="http://schemas.microsoft.com/office/2006/metadata/properties" xmlns:ns2="eb10c264-7177-4f90-96c4-984f47b9cc69" targetNamespace="http://schemas.microsoft.com/office/2006/metadata/properties" ma:root="true" ma:fieldsID="244178858aeb020dd8df612c45093a22" ns2:_="">
     <xsd:import namespace="eb10c264-7177-4f90-96c4-984f47b9cc69"/>
@@ -34588,25 +34579,33 @@
 </ct:contentTypeSchema>
 </file>
 
-<file path=customXml/item3.xml><?xml version="1.0" encoding="utf-8"?>
-<p:properties xmlns:p="http://schemas.microsoft.com/office/2006/metadata/properties" xmlns:xsi="http://www.w3.org/2001/XMLSchema-instance" xmlns:pc="http://schemas.microsoft.com/office/infopath/2007/PartnerControls">
-  <documentManagement/>
-</p:properties>
-</file>
-
 <file path=customXml/item4.xml><?xml version="1.0" encoding="utf-8"?>
-<b:Sources xmlns:b="http://schemas.openxmlformats.org/officeDocument/2006/bibliography" xmlns="http://schemas.openxmlformats.org/officeDocument/2006/bibliography" SelectedStyle="\APASixthEditionOfficeOnline.xsl" StyleName="APA" Version="6"/>
+<?mso-contentType ?>
+<FormTemplates xmlns="http://schemas.microsoft.com/sharepoint/v3/contenttype/forms">
+  <Display>DocumentLibraryForm</Display>
+  <Edit>DocumentLibraryForm</Edit>
+  <New>DocumentLibraryForm</New>
+</FormTemplates>
 </file>
 
 <file path=customXml/itemProps1.xml><?xml version="1.0" encoding="utf-8"?>
-<ds:datastoreItem xmlns:ds="http://schemas.openxmlformats.org/officeDocument/2006/customXml" ds:itemID="{79696F61-4EFA-4208-9DA2-098D4828C9DB}">
+<ds:datastoreItem xmlns:ds="http://schemas.openxmlformats.org/officeDocument/2006/customXml" ds:itemID="{2F984F2C-3394-4807-BB5C-769B95DB81F6}">
   <ds:schemaRefs>
-    <ds:schemaRef ds:uri="http://schemas.microsoft.com/sharepoint/v3/contenttype/forms"/>
+    <ds:schemaRef ds:uri="http://schemas.openxmlformats.org/officeDocument/2006/bibliography"/>
   </ds:schemaRefs>
 </ds:datastoreItem>
 </file>
 
 <file path=customXml/itemProps2.xml><?xml version="1.0" encoding="utf-8"?>
+<ds:datastoreItem xmlns:ds="http://schemas.openxmlformats.org/officeDocument/2006/customXml" ds:itemID="{74A46DB4-35AB-4E89-AE84-AAE4879E018C}">
+  <ds:schemaRefs>
+    <ds:schemaRef ds:uri="http://schemas.microsoft.com/office/2006/metadata/properties"/>
+    <ds:schemaRef ds:uri="http://schemas.microsoft.com/office/infopath/2007/PartnerControls"/>
+  </ds:schemaRefs>
+</ds:datastoreItem>
+</file>
+
+<file path=customXml/itemProps3.xml><?xml version="1.0" encoding="utf-8"?>
 <ds:datastoreItem xmlns:ds="http://schemas.openxmlformats.org/officeDocument/2006/customXml" ds:itemID="{2E26228A-8175-49C1-B0E8-F5B0407DC3F6}">
   <ds:schemaRefs>
     <ds:schemaRef ds:uri="http://schemas.microsoft.com/office/2006/metadata/contentType"/>
@@ -34624,19 +34623,10 @@
 </ds:datastoreItem>
 </file>
 
-<file path=customXml/itemProps3.xml><?xml version="1.0" encoding="utf-8"?>
-<ds:datastoreItem xmlns:ds="http://schemas.openxmlformats.org/officeDocument/2006/customXml" ds:itemID="{74A46DB4-35AB-4E89-AE84-AAE4879E018C}">
+<file path=customXml/itemProps4.xml><?xml version="1.0" encoding="utf-8"?>
+<ds:datastoreItem xmlns:ds="http://schemas.openxmlformats.org/officeDocument/2006/customXml" ds:itemID="{79696F61-4EFA-4208-9DA2-098D4828C9DB}">
   <ds:schemaRefs>
-    <ds:schemaRef ds:uri="http://schemas.microsoft.com/office/2006/metadata/properties"/>
-    <ds:schemaRef ds:uri="http://schemas.microsoft.com/office/infopath/2007/PartnerControls"/>
-  </ds:schemaRefs>
-</ds:datastoreItem>
-</file>
-
-<file path=customXml/itemProps4.xml><?xml version="1.0" encoding="utf-8"?>
-<ds:datastoreItem xmlns:ds="http://schemas.openxmlformats.org/officeDocument/2006/customXml" ds:itemID="{2F984F2C-3394-4807-BB5C-769B95DB81F6}">
-  <ds:schemaRefs>
-    <ds:schemaRef ds:uri="http://schemas.openxmlformats.org/officeDocument/2006/bibliography"/>
+    <ds:schemaRef ds:uri="http://schemas.microsoft.com/sharepoint/v3/contenttype/forms"/>
   </ds:schemaRefs>
 </ds:datastoreItem>
 </file>
--- a/well_tools_1/webapp/data/templates/sample_3_4p5-7-9-13.docx
+++ b/well_tools_1/webapp/data/templates/sample_3_4p5-7-9-13.docx
@@ -268,7 +268,7 @@
                                           <w:sz w:val="28"/>
                                           <w:szCs w:val="28"/>
                                         </w:rPr>
-                                        <w:t>HRDH_1702_1</w:t>
+                                        <w:t>{{well_name}}</w:t>
                                       </w:r>
                                     </w:p>
                                   </w:tc>
@@ -454,42 +454,12 @@
                                           <w:szCs w:val="28"/>
                                         </w:rPr>
                                       </w:pPr>
-                                      <w:bookmarkStart w:id="0" w:name="_Hlk197739381"/>
                                       <w:r>
                                         <w:rPr>
                                           <w:sz w:val="28"/>
                                           <w:szCs w:val="28"/>
                                         </w:rPr>
-                                        <w:t>15</w:t>
-                                      </w:r>
-                                      <w:r>
-                                        <w:rPr>
-                                          <w:sz w:val="28"/>
-                                          <w:szCs w:val="28"/>
-                                        </w:rPr>
-                                        <w:t>-</w:t>
-                                      </w:r>
-                                      <w:r>
-                                        <w:rPr>
-                                          <w:sz w:val="28"/>
-                                          <w:szCs w:val="28"/>
-                                        </w:rPr>
-                                        <w:t>May</w:t>
-                                      </w:r>
-                                      <w:r>
-                                        <w:rPr>
-                                          <w:sz w:val="28"/>
-                                          <w:szCs w:val="28"/>
-                                        </w:rPr>
-                                        <w:t>-202</w:t>
-                                      </w:r>
-                                      <w:bookmarkEnd w:id="0"/>
-                                      <w:r>
-                                        <w:rPr>
-                                          <w:sz w:val="28"/>
-                                          <w:szCs w:val="28"/>
-                                        </w:rPr>
-                                        <w:t>6</w:t>
+                                        <w:t>{{log_date}}</w:t>
                                       </w:r>
                                     </w:p>
                                   </w:tc>
@@ -800,7 +770,7 @@
                                     <w:sz w:val="28"/>
                                     <w:szCs w:val="28"/>
                                   </w:rPr>
-                                  <w:t>HRDH_1702_1</w:t>
+                                  <w:t>{{well_name}}</w:t>
                                 </w:r>
                               </w:p>
                             </w:tc>
@@ -986,42 +956,12 @@
                                     <w:szCs w:val="28"/>
                                   </w:rPr>
                                 </w:pPr>
-                                <w:bookmarkStart w:id="1" w:name="_Hlk197739381"/>
                                 <w:r>
                                   <w:rPr>
                                     <w:sz w:val="28"/>
                                     <w:szCs w:val="28"/>
                                   </w:rPr>
-                                  <w:t>15</w:t>
-                                </w:r>
-                                <w:r>
-                                  <w:rPr>
-                                    <w:sz w:val="28"/>
-                                    <w:szCs w:val="28"/>
-                                  </w:rPr>
-                                  <w:t>-</w:t>
-                                </w:r>
-                                <w:r>
-                                  <w:rPr>
-                                    <w:sz w:val="28"/>
-                                    <w:szCs w:val="28"/>
-                                  </w:rPr>
-                                  <w:t>May</w:t>
-                                </w:r>
-                                <w:r>
-                                  <w:rPr>
-                                    <w:sz w:val="28"/>
-                                    <w:szCs w:val="28"/>
-                                  </w:rPr>
-                                  <w:t>-202</w:t>
-                                </w:r>
-                                <w:bookmarkEnd w:id="1"/>
-                                <w:r>
-                                  <w:rPr>
-                                    <w:sz w:val="28"/>
-                                    <w:szCs w:val="28"/>
-                                  </w:rPr>
-                                  <w:t>6</w:t>
+                                  <w:t>{{log_date}}</w:t>
                                 </w:r>
                               </w:p>
                             </w:tc>
@@ -1164,10 +1104,10 @@
         </w:p>
       </w:sdtContent>
     </w:sdt>
-    <w:bookmarkStart w:id="3" w:name="_Hlk207958089" w:displacedByCustomXml="next"/>
+    <w:bookmarkStart w:id="1" w:name="_Hlk207958089" w:displacedByCustomXml="next"/>
+    <w:bookmarkStart w:id="2" w:name="_Toc23528006" w:displacedByCustomXml="next"/>
+    <w:bookmarkStart w:id="3" w:name="_Toc5016962" w:displacedByCustomXml="next"/>
     <w:bookmarkStart w:id="4" w:name="_Toc436141478" w:displacedByCustomXml="next"/>
-    <w:bookmarkStart w:id="5" w:name="_Toc5016962" w:displacedByCustomXml="next"/>
-    <w:bookmarkStart w:id="6" w:name="_Toc23528006" w:displacedByCustomXml="next"/>
     <w:sdt>
       <w:sdtPr>
         <w:rPr>
@@ -2651,7 +2591,7 @@
         </w:p>
       </w:sdtContent>
     </w:sdt>
-    <w:bookmarkEnd w:id="3" w:displacedByCustomXml="prev"/>
+    <w:bookmarkEnd w:id="1" w:displacedByCustomXml="prev"/>
     <w:p>
       <w:pPr>
         <w:spacing w:before="0" w:after="200"/>
@@ -2676,8 +2616,8 @@
           <w:szCs w:val="32"/>
         </w:rPr>
       </w:pPr>
-      <w:bookmarkStart w:id="7" w:name="_Toc23527977"/>
-      <w:bookmarkStart w:id="8" w:name="_Toc24971660"/>
+      <w:bookmarkStart w:id="5" w:name="_Toc23527977"/>
+      <w:bookmarkStart w:id="6" w:name="_Toc24971660"/>
     </w:p>
     <w:p>
       <w:pPr>
@@ -3072,8 +3012,8 @@
             <w:pPr>
               <w:jc w:val="center"/>
             </w:pPr>
-            <w:bookmarkStart w:id="9" w:name="_Toc230535082"/>
-            <w:bookmarkStart w:id="10" w:name="_Toc230601022"/>
+            <w:bookmarkStart w:id="7" w:name="_Toc230535082"/>
+            <w:bookmarkStart w:id="8" w:name="_Toc230601022"/>
             <w:r>
               <w:rPr>
                 <w:b/>
@@ -3115,21 +3055,21 @@
           <w:color w:val="000000" w:themeColor="text1"/>
         </w:rPr>
       </w:pPr>
-      <w:bookmarkStart w:id="11" w:name="_Toc230601023"/>
-      <w:bookmarkEnd w:id="9"/>
-      <w:bookmarkEnd w:id="10"/>
-      <w:r>
-        <w:rPr>
-          <w:color w:val="000000" w:themeColor="text1"/>
-        </w:rPr>
-        <w:t>Objectives</w:t>
-      </w:r>
-      <w:bookmarkStart w:id="12" w:name="_Hlk207958117"/>
+      <w:bookmarkStart w:id="9" w:name="_Toc230601023"/>
       <w:bookmarkEnd w:id="7"/>
       <w:bookmarkEnd w:id="8"/>
-      <w:bookmarkEnd w:id="11"/>
+      <w:r>
+        <w:rPr>
+          <w:color w:val="000000" w:themeColor="text1"/>
+        </w:rPr>
+        <w:t>Objectives</w:t>
+      </w:r>
+      <w:bookmarkStart w:id="10" w:name="_Hlk207958117"/>
+      <w:bookmarkEnd w:id="5"/>
+      <w:bookmarkEnd w:id="6"/>
+      <w:bookmarkEnd w:id="9"/>
     </w:p>
-    <w:bookmarkEnd w:id="12"/>
+    <w:bookmarkEnd w:id="10"/>
     <w:p>
       <w:pPr>
         <w:numPr>
@@ -3172,7 +3112,7 @@
           <w:bCs/>
           <w:lang w:val="en-GB"/>
         </w:rPr>
-        <w:t>HRDH</w:t>
+        <w:t>{{well_name}}</w:t>
       </w:r>
       <w:r>
         <w:rPr>
@@ -3180,31 +3120,7 @@
           <w:bCs/>
           <w:lang w:val="en-GB"/>
         </w:rPr>
-        <w:t>_</w:t>
-      </w:r>
-      <w:r>
-        <w:rPr>
-          <w:b/>
-          <w:bCs/>
-          <w:lang w:val="en-GB"/>
-        </w:rPr>
-        <w:t>1702</w:t>
-      </w:r>
-      <w:r>
-        <w:rPr>
-          <w:b/>
-          <w:bCs/>
-          <w:lang w:val="en-GB"/>
-        </w:rPr>
-        <w:t>_</w:t>
-      </w:r>
-      <w:r>
-        <w:rPr>
-          <w:b/>
-          <w:bCs/>
-          <w:lang w:val="en-GB"/>
-        </w:rPr>
-        <w:t xml:space="preserve">1 </w:t>
+        <w:t xml:space="preserve"> </w:t>
       </w:r>
       <w:r>
         <w:rPr>
@@ -3371,7 +3287,6 @@
         </w:rPr>
         <w:t xml:space="preserve"> </w:t>
       </w:r>
-      <w:proofErr w:type="gramStart"/>
       <w:r>
         <w:rPr>
           <w:b/>
@@ -3380,7 +3295,7 @@
         </w:rPr>
         <w:t>strings,</w:t>
       </w:r>
-      <w:bookmarkStart w:id="13" w:name="_Hlk48542637"/>
+      <w:bookmarkStart w:id="11" w:name="_Hlk48542637"/>
       <w:r>
         <w:rPr>
           <w:b/>
@@ -3395,16 +3310,15 @@
           <w:bCs/>
           <w:lang w:val="en-GB"/>
         </w:rPr>
-        <w:t xml:space="preserve">  </w:t>
-      </w:r>
-      <w:proofErr w:type="gramEnd"/>
+        <w:t xml:space="preserve">                  </w:t>
+      </w:r>
       <w:r>
         <w:rPr>
           <w:b/>
           <w:bCs/>
           <w:lang w:val="en-GB"/>
         </w:rPr>
-        <w:t xml:space="preserve">                </w:t>
+        <w:t xml:space="preserve"> </w:t>
       </w:r>
       <w:r>
         <w:rPr>
@@ -3412,7 +3326,7 @@
           <w:bCs/>
           <w:lang w:val="en-GB"/>
         </w:rPr>
-        <w:t xml:space="preserve"> </w:t>
+        <w:t xml:space="preserve">and </w:t>
       </w:r>
       <w:r>
         <w:rPr>
@@ -3420,7 +3334,7 @@
           <w:bCs/>
           <w:lang w:val="en-GB"/>
         </w:rPr>
-        <w:t xml:space="preserve">and </w:t>
+        <w:t>4 1/2</w:t>
       </w:r>
       <w:r>
         <w:rPr>
@@ -3428,7 +3342,7 @@
           <w:bCs/>
           <w:lang w:val="en-GB"/>
         </w:rPr>
-        <w:t>4 1/2</w:t>
+        <w:t xml:space="preserve">” </w:t>
       </w:r>
       <w:r>
         <w:rPr>
@@ -3436,7 +3350,7 @@
           <w:bCs/>
           <w:lang w:val="en-GB"/>
         </w:rPr>
-        <w:t xml:space="preserve">” </w:t>
+        <w:t>tubing</w:t>
       </w:r>
       <w:r>
         <w:rPr>
@@ -3444,42 +3358,34 @@
           <w:bCs/>
           <w:lang w:val="en-GB"/>
         </w:rPr>
-        <w:t>tubing</w:t>
-      </w:r>
+        <w:t xml:space="preserve"> string </w:t>
+      </w:r>
+      <w:r>
+        <w:rPr>
+          <w:lang w:val="en-GB"/>
+        </w:rPr>
+        <w:t xml:space="preserve">from </w:t>
+      </w:r>
+      <w:r>
+        <w:rPr>
+          <w:lang w:val="en-GB"/>
+        </w:rPr>
+        <w:t xml:space="preserve">the </w:t>
+      </w:r>
+      <w:r>
+        <w:rPr>
+          <w:lang w:val="en-GB"/>
+        </w:rPr>
+        <w:t xml:space="preserve">specified bottom log interval at </w:t>
+      </w:r>
+      <w:bookmarkEnd w:id="11"/>
       <w:r>
         <w:rPr>
           <w:b/>
           <w:bCs/>
           <w:lang w:val="en-GB"/>
         </w:rPr>
-        <w:t xml:space="preserve"> string </w:t>
-      </w:r>
-      <w:r>
-        <w:rPr>
-          <w:lang w:val="en-GB"/>
-        </w:rPr>
-        <w:t xml:space="preserve">from </w:t>
-      </w:r>
-      <w:r>
-        <w:rPr>
-          <w:lang w:val="en-GB"/>
-        </w:rPr>
-        <w:t xml:space="preserve">the </w:t>
-      </w:r>
-      <w:r>
-        <w:rPr>
-          <w:lang w:val="en-GB"/>
-        </w:rPr>
-        <w:t xml:space="preserve">specified bottom log interval at </w:t>
-      </w:r>
-      <w:bookmarkEnd w:id="13"/>
-      <w:r>
-        <w:rPr>
-          <w:b/>
-          <w:bCs/>
-          <w:lang w:val="en-GB"/>
-        </w:rPr>
-        <w:t>7233</w:t>
+        <w:t>{{btm_depth}}</w:t>
       </w:r>
       <w:r>
         <w:rPr>
@@ -3553,15 +3459,15 @@
           <w:color w:val="000000" w:themeColor="text1"/>
         </w:rPr>
       </w:pPr>
-      <w:bookmarkStart w:id="14" w:name="_Toc230601024"/>
+      <w:bookmarkStart w:id="12" w:name="_Toc230601024"/>
       <w:r>
         <w:rPr>
           <w:color w:val="000000" w:themeColor="text1"/>
         </w:rPr>
         <w:t>Conclusions</w:t>
       </w:r>
-      <w:bookmarkStart w:id="15" w:name="_Hlk32479667"/>
-      <w:bookmarkEnd w:id="14"/>
+      <w:bookmarkStart w:id="13" w:name="_Hlk32479667"/>
+      <w:bookmarkEnd w:id="12"/>
     </w:p>
     <w:p>
       <w:pPr>
@@ -3861,7 +3767,7 @@
         </w:rPr>
         <w:t>Excellent data quality &amp; repeatability.</w:t>
       </w:r>
-      <w:bookmarkEnd w:id="15"/>
+      <w:bookmarkEnd w:id="13"/>
     </w:p>
     <w:tbl>
       <w:tblPr>
@@ -3910,9 +3816,8 @@
                 <w:sz w:val="20"/>
                 <w:szCs w:val="20"/>
               </w:rPr>
-              <w:t>{{SUMMARY</w:t>
-            </w:r>
-            <w:proofErr w:type="gramStart"/>
+              <w:t>{{SUMMARY}}</w:t>
+            </w:r>
             <w:r>
               <w:rPr>
                 <w:rFonts w:asciiTheme="minorHAnsi" w:eastAsia="Times New Roman" w:hAnsiTheme="minorHAnsi" w:cstheme="minorHAnsi"/>
@@ -3920,26 +3825,7 @@
                 <w:sz w:val="20"/>
                 <w:szCs w:val="20"/>
               </w:rPr>
-              <w:t>}}</w:t>
-            </w:r>
-            <w:r>
-              <w:rPr>
-                <w:rFonts w:asciiTheme="minorHAnsi" w:eastAsia="Times New Roman" w:hAnsiTheme="minorHAnsi" w:cstheme="minorHAnsi"/>
-                <w:color w:val="FFFFFF"/>
-                <w:sz w:val="20"/>
-                <w:szCs w:val="20"/>
-              </w:rPr>
-              <w:t>Pipe</w:t>
-            </w:r>
-            <w:proofErr w:type="gramEnd"/>
-            <w:r>
-              <w:rPr>
-                <w:rFonts w:asciiTheme="minorHAnsi" w:eastAsia="Times New Roman" w:hAnsiTheme="minorHAnsi" w:cstheme="minorHAnsi"/>
-                <w:color w:val="FFFFFF"/>
-                <w:sz w:val="20"/>
-                <w:szCs w:val="20"/>
-              </w:rPr>
-              <w:t xml:space="preserve"> OD</w:t>
+              <w:t>Pipe OD</w:t>
             </w:r>
           </w:p>
         </w:tc>
@@ -4992,7 +4878,7 @@
           <w:color w:val="auto"/>
         </w:rPr>
       </w:pPr>
-      <w:bookmarkStart w:id="16" w:name="_Toc230601025"/>
+      <w:bookmarkStart w:id="14" w:name="_Toc230601025"/>
       <w:r>
         <w:rPr>
           <w:color w:val="auto"/>
@@ -5005,7 +4891,7 @@
         </w:rPr>
         <w:t xml:space="preserve"> and Other Remarks</w:t>
       </w:r>
-      <w:bookmarkEnd w:id="16"/>
+      <w:bookmarkEnd w:id="14"/>
       <w:r>
         <w:rPr>
           <w:color w:val="auto"/>
@@ -5061,7 +4947,7 @@
           <w:bCs/>
           <w:lang w:val="en-GB"/>
         </w:rPr>
-        <w:t>HRDH</w:t>
+        <w:t>{{well_name}}</w:t>
       </w:r>
       <w:r>
         <w:rPr>
@@ -5069,34 +4955,10 @@
           <w:bCs/>
           <w:lang w:val="en-GB"/>
         </w:rPr>
-        <w:t>_</w:t>
-      </w:r>
-      <w:r>
-        <w:rPr>
-          <w:b/>
-          <w:bCs/>
-          <w:lang w:val="en-GB"/>
-        </w:rPr>
-        <w:t>1702</w:t>
-      </w:r>
-      <w:r>
-        <w:rPr>
-          <w:b/>
-          <w:bCs/>
-          <w:lang w:val="en-GB"/>
-        </w:rPr>
-        <w:t>_</w:t>
-      </w:r>
-      <w:r>
-        <w:rPr>
-          <w:b/>
-          <w:bCs/>
-          <w:lang w:val="en-GB"/>
-        </w:rPr>
-        <w:t xml:space="preserve">1 </w:t>
-      </w:r>
-      <w:r>
-        <w:t>ARBD OIL OBSERVATION</w:t>
+        <w:t xml:space="preserve"> </w:t>
+      </w:r>
+      <w:r>
+        <w:t>{{well_type}}</w:t>
       </w:r>
       <w:r>
         <w:t>.</w:t>
@@ -5114,7 +4976,7 @@
           <w:lang w:val="en-GB"/>
         </w:rPr>
       </w:pPr>
-      <w:bookmarkStart w:id="17" w:name="_Hlk36015740"/>
+      <w:bookmarkStart w:id="15" w:name="_Hlk36015740"/>
       <w:r>
         <w:rPr>
           <w:lang w:val="en-GB"/>
@@ -5139,12 +5001,12 @@
         </w:rPr>
         <w:tab/>
       </w:r>
-      <w:bookmarkEnd w:id="17"/>
+      <w:bookmarkEnd w:id="15"/>
       <w:r>
         <w:rPr>
           <w:lang w:val="en-GB"/>
         </w:rPr>
-        <w:t>07-Mar-2020</w:t>
+        <w:t>{{orig_comp}}</w:t>
       </w:r>
       <w:r>
         <w:rPr>
@@ -5181,7 +5043,7 @@
         <w:rPr>
           <w:lang w:val="en-GB"/>
         </w:rPr>
-        <w:t>07-Mar-2020 #1</w:t>
+        <w:t>{{last_wko}}</w:t>
       </w:r>
       <w:r>
         <w:rPr>
@@ -5224,7 +5086,7 @@
         <w:rPr>
           <w:lang w:val="en-GB"/>
         </w:rPr>
-        <w:t>07-Mar-2020</w:t>
+        <w:t>{{log_date}}</w:t>
       </w:r>
     </w:p>
     <w:p>
@@ -5374,7 +5236,7 @@
           <w:noProof/>
         </w:rPr>
       </w:pPr>
-      <w:bookmarkStart w:id="18" w:name="_Toc230601026"/>
+      <w:bookmarkStart w:id="16" w:name="_Toc230601026"/>
       <w:r>
         <w:rPr>
           <w:noProof/>
@@ -5448,7 +5310,7 @@
         </w:rPr>
         <w:t>One Page Summary</w:t>
       </w:r>
-      <w:bookmarkEnd w:id="18"/>
+      <w:bookmarkEnd w:id="16"/>
       <w:r>
         <w:rPr>
           <w:noProof/>
@@ -5463,7 +5325,7 @@
           <w:color w:val="auto"/>
         </w:rPr>
       </w:pPr>
-      <w:bookmarkStart w:id="19" w:name="_Toc230601027"/>
+      <w:bookmarkStart w:id="17" w:name="_Toc230601027"/>
       <w:r>
         <w:rPr>
           <w:color w:val="auto"/>
@@ -5471,7 +5333,7 @@
         <w:lastRenderedPageBreak/>
         <w:t>Saudi Aramco Metal Loss Classification</w:t>
       </w:r>
-      <w:bookmarkEnd w:id="19"/>
+      <w:bookmarkEnd w:id="17"/>
       <w:r>
         <w:rPr>
           <w:color w:val="auto"/>
@@ -5574,7 +5436,7 @@
                 <w:szCs w:val="20"/>
               </w:rPr>
             </w:pPr>
-            <w:bookmarkStart w:id="20" w:name="_Hlk26266937"/>
+            <w:bookmarkStart w:id="18" w:name="_Hlk26266937"/>
             <w:r>
               <w:rPr>
                 <w:rFonts w:cs="Arial"/>
@@ -6345,7 +6207,7 @@
           </w:p>
         </w:tc>
       </w:tr>
-      <w:bookmarkEnd w:id="20"/>
+      <w:bookmarkEnd w:id="18"/>
     </w:tbl>
     <w:p>
       <w:pPr>
@@ -6426,14 +6288,14 @@
           <w:color w:val="auto"/>
         </w:rPr>
       </w:pPr>
-      <w:bookmarkStart w:id="21" w:name="_Toc230601028"/>
+      <w:bookmarkStart w:id="19" w:name="_Toc230601028"/>
       <w:r>
         <w:rPr>
           <w:color w:val="auto"/>
         </w:rPr>
         <w:t>ePDT processing workflow</w:t>
       </w:r>
-      <w:bookmarkEnd w:id="21"/>
+      <w:bookmarkEnd w:id="19"/>
     </w:p>
     <w:p>
       <w:pPr>
@@ -6707,7 +6569,7 @@
         </w:rPr>
         <w:t xml:space="preserve">Identify intervals </w:t>
       </w:r>
-      <w:bookmarkStart w:id="22" w:name="_Hlk207958404"/>
+      <w:bookmarkStart w:id="20" w:name="_Hlk207958404"/>
       <w:r>
         <w:rPr>
           <w:sz w:val="20"/>
@@ -6729,7 +6591,7 @@
         </w:rPr>
         <w:t xml:space="preserve"> may be added to elaborate on the anomalies seen).</w:t>
       </w:r>
-      <w:bookmarkEnd w:id="22"/>
+      <w:bookmarkEnd w:id="20"/>
     </w:p>
     <w:p>
       <w:pPr>
@@ -12120,7 +11982,7 @@
           <w:color w:val="auto"/>
         </w:rPr>
       </w:pPr>
-      <w:bookmarkStart w:id="23" w:name="_Toc230601029"/>
+      <w:bookmarkStart w:id="21" w:name="_Toc230601029"/>
       <w:r>
         <w:rPr>
           <w:color w:val="auto"/>
@@ -12134,8 +11996,8 @@
         </w:rPr>
         <w:t xml:space="preserve"> Joints with Highest Metal Loss</w:t>
       </w:r>
-      <w:bookmarkStart w:id="24" w:name="_Toc26179966"/>
-      <w:bookmarkEnd w:id="23"/>
+      <w:bookmarkStart w:id="22" w:name="_Toc26179966"/>
+      <w:bookmarkEnd w:id="21"/>
     </w:p>
     <w:p>
       <w:pPr>
@@ -17203,8 +17065,8 @@
           <w:color w:val="auto"/>
         </w:rPr>
       </w:pPr>
-      <w:bookmarkStart w:id="25" w:name="_Toc230601030"/>
-      <w:bookmarkEnd w:id="24"/>
+      <w:bookmarkStart w:id="23" w:name="_Toc230601030"/>
+      <w:bookmarkEnd w:id="22"/>
       <w:r>
         <w:rPr>
           <w:color w:val="auto"/>
@@ -17230,14 +17092,14 @@
         </w:rPr>
         <w:t>Display</w:t>
       </w:r>
-      <w:bookmarkEnd w:id="25"/>
+      <w:bookmarkEnd w:id="23"/>
       <w:r>
         <w:rPr>
           <w:color w:val="auto"/>
         </w:rPr>
         <w:t xml:space="preserve"> </w:t>
       </w:r>
-      <w:bookmarkStart w:id="26" w:name="_Hlk35944342"/>
+      <w:bookmarkStart w:id="24" w:name="_Hlk35944342"/>
     </w:p>
     <w:tbl>
       <w:tblPr>
@@ -18003,8 +17865,8 @@
         </w:rPr>
         <w:t xml:space="preserve"> - Raw Data</w:t>
       </w:r>
-      <w:bookmarkStart w:id="27" w:name="_Hlk48378957"/>
-      <w:bookmarkEnd w:id="26"/>
+      <w:bookmarkStart w:id="25" w:name="_Hlk48378957"/>
+      <w:bookmarkEnd w:id="24"/>
       <w:r>
         <w:rPr>
           <w:color w:val="auto"/>
@@ -18019,7 +17881,7 @@
           <w:color w:val="auto"/>
         </w:rPr>
       </w:pPr>
-      <w:bookmarkStart w:id="28" w:name="_Toc230601031"/>
+      <w:bookmarkStart w:id="26" w:name="_Toc230601031"/>
       <w:r>
         <w:rPr>
           <w:color w:val="auto"/>
@@ -18039,15 +17901,15 @@
         </w:rPr>
         <w:t>Display</w:t>
       </w:r>
-      <w:bookmarkEnd w:id="28"/>
+      <w:bookmarkEnd w:id="26"/>
       <w:r>
         <w:rPr>
           <w:color w:val="auto"/>
         </w:rPr>
         <w:t xml:space="preserve"> </w:t>
       </w:r>
-      <w:bookmarkStart w:id="29" w:name="_Hlk35944407"/>
-      <w:bookmarkEnd w:id="27"/>
+      <w:bookmarkStart w:id="27" w:name="_Hlk35944407"/>
+      <w:bookmarkEnd w:id="25"/>
     </w:p>
     <w:tbl>
       <w:tblPr>
@@ -18170,7 +18032,7 @@
         </w:rPr>
         <w:t xml:space="preserve"> Evaluation Results</w:t>
       </w:r>
-      <w:bookmarkEnd w:id="29"/>
+      <w:bookmarkEnd w:id="27"/>
     </w:p>
     <w:p>
       <w:pPr>
@@ -18179,14 +18041,14 @@
           <w:color w:val="auto"/>
         </w:rPr>
       </w:pPr>
-      <w:bookmarkStart w:id="30" w:name="_Toc230601032"/>
+      <w:bookmarkStart w:id="28" w:name="_Toc230601032"/>
       <w:r>
         <w:rPr>
           <w:color w:val="auto"/>
         </w:rPr>
         <w:t>Temperature Data and GR Log Display</w:t>
       </w:r>
-      <w:bookmarkEnd w:id="30"/>
+      <w:bookmarkEnd w:id="28"/>
     </w:p>
     <w:tbl>
       <w:tblPr>
@@ -18262,7 +18124,7 @@
           <w:color w:val="auto"/>
         </w:rPr>
       </w:pPr>
-      <w:bookmarkStart w:id="31" w:name="_Toc230601033"/>
+      <w:bookmarkStart w:id="29" w:name="_Toc230601033"/>
       <w:r>
         <w:rPr>
           <w:color w:val="auto"/>
@@ -18275,7 +18137,7 @@
         </w:rPr>
         <w:t xml:space="preserve"> and Hotspots</w:t>
       </w:r>
-      <w:bookmarkEnd w:id="31"/>
+      <w:bookmarkEnd w:id="29"/>
     </w:p>
     <w:tbl>
       <w:tblPr>
@@ -19804,7 +19666,7 @@
           <w:color w:val="auto"/>
         </w:rPr>
       </w:pPr>
-      <w:bookmarkStart w:id="32" w:name="_Toc230601034"/>
+      <w:bookmarkStart w:id="30" w:name="_Toc230601034"/>
       <w:r>
         <w:rPr>
           <w:color w:val="auto"/>
@@ -19812,8 +19674,8 @@
         <w:lastRenderedPageBreak/>
         <w:t>Tabulated Joints Metal Loss</w:t>
       </w:r>
-      <w:bookmarkStart w:id="33" w:name="_Toc26179971"/>
-      <w:bookmarkEnd w:id="32"/>
+      <w:bookmarkStart w:id="31" w:name="_Toc26179971"/>
+      <w:bookmarkEnd w:id="30"/>
     </w:p>
     <w:p>
       <w:pPr>
@@ -23195,7 +23057,7 @@
           </w:p>
         </w:tc>
       </w:tr>
-      <w:bookmarkEnd w:id="33"/>
+      <w:bookmarkEnd w:id="31"/>
     </w:tbl>
     <w:p>
       <w:pPr>
@@ -24760,8 +24622,8 @@
           <w:color w:val="auto"/>
         </w:rPr>
       </w:pPr>
-      <w:bookmarkStart w:id="34" w:name="_Toc109846278"/>
-      <w:bookmarkStart w:id="35" w:name="_Toc230601035"/>
+      <w:bookmarkStart w:id="32" w:name="_Toc109846278"/>
+      <w:bookmarkStart w:id="33" w:name="_Toc230601035"/>
       <w:r>
         <w:rPr>
           <w:noProof/>
@@ -24926,9 +24788,9 @@
         </w:rPr>
         <w:t>Metal Loss Pie Chart Summary</w:t>
       </w:r>
-      <w:bookmarkStart w:id="36" w:name="_Toc26181282"/>
-      <w:bookmarkEnd w:id="34"/>
-      <w:bookmarkEnd w:id="35"/>
+      <w:bookmarkStart w:id="34" w:name="_Toc26181282"/>
+      <w:bookmarkEnd w:id="32"/>
+      <w:bookmarkEnd w:id="33"/>
     </w:p>
     <w:p>
       <w:pPr>
@@ -25326,7 +25188,7 @@
         </w:rPr>
         <w:t xml:space="preserve"> - Metal Loss Pie Chart Summary</w:t>
       </w:r>
-      <w:bookmarkEnd w:id="36"/>
+      <w:bookmarkEnd w:id="34"/>
     </w:p>
     <w:p>
       <w:pPr>
@@ -25362,7 +25224,7 @@
           <w:color w:val="auto"/>
         </w:rPr>
       </w:pPr>
-      <w:bookmarkStart w:id="37" w:name="_Toc230601036"/>
+      <w:bookmarkStart w:id="35" w:name="_Toc230601036"/>
       <w:r>
         <w:rPr>
           <w:color w:val="auto"/>
@@ -25370,7 +25232,7 @@
         <w:lastRenderedPageBreak/>
         <w:t>Quality Control</w:t>
       </w:r>
-      <w:bookmarkEnd w:id="37"/>
+      <w:bookmarkEnd w:id="35"/>
     </w:p>
     <w:p>
       <w:pPr>
@@ -25399,7 +25261,7 @@
           <w:lang w:eastAsia="zh-CN"/>
         </w:rPr>
       </w:pPr>
-      <w:bookmarkStart w:id="38" w:name="OLE_LINK15"/>
+      <w:bookmarkStart w:id="36" w:name="OLE_LINK15"/>
       <w:r>
         <w:rPr>
           <w:rFonts w:asciiTheme="minorBidi" w:hAnsiTheme="minorBidi"/>
@@ -25567,7 +25429,7 @@
         <w:t>.</w:t>
       </w:r>
     </w:p>
-    <w:bookmarkEnd w:id="38"/>
+    <w:bookmarkEnd w:id="36"/>
     <w:p>
       <w:pPr>
         <w:pStyle w:val="ListParagraph"/>
@@ -26188,7 +26050,7 @@
         </w:rPr>
         <w:lastRenderedPageBreak/>
         <w:drawing>
-          <wp:anchor distT="0" distB="0" distL="114300" distR="114300" simplePos="0" relativeHeight="251649536" behindDoc="0" locked="0" layoutInCell="1" allowOverlap="1" wp14:anchorId="084BCEFC" wp14:editId="0DA5A8CE">
+          <wp:anchor distT="0" distB="0" distL="114300" distR="114300" simplePos="0" relativeHeight="251649536" behindDoc="0" locked="0" layoutInCell="1" allowOverlap="1" wp14:anchorId="084BCEFC" wp14:editId="33B6A544">
             <wp:simplePos x="0" y="0"/>
             <wp:positionH relativeFrom="column">
               <wp:posOffset>255270</wp:posOffset>
@@ -26278,23 +26140,7 @@
           <w:b/>
           <w:bCs/>
         </w:rPr>
-        <w:t xml:space="preserve">Quality control guidelines across the main pass </w:t>
-      </w:r>
-      <w:proofErr w:type="gramStart"/>
-      <w:r>
-        <w:rPr>
-          <w:b/>
-          <w:bCs/>
-        </w:rPr>
-        <w:t>is</w:t>
-      </w:r>
-      <w:proofErr w:type="gramEnd"/>
-      <w:r>
-        <w:rPr>
-          <w:b/>
-          <w:bCs/>
-        </w:rPr>
-        <w:t xml:space="preserve"> shown in the figure below. </w:t>
+        <w:t xml:space="preserve">Quality control guidelines across the main pass is shown in the figure below. </w:t>
       </w:r>
     </w:p>
     <w:p>
@@ -26345,9 +26191,9 @@
           <w:color w:val="auto"/>
         </w:rPr>
       </w:pPr>
-      <w:bookmarkStart w:id="39" w:name="_Toc230601037"/>
-      <w:bookmarkStart w:id="40" w:name="_Toc22679771"/>
-      <w:bookmarkStart w:id="41" w:name="_Toc23528007"/>
+      <w:bookmarkStart w:id="37" w:name="_Toc230601037"/>
+      <w:bookmarkStart w:id="38" w:name="_Toc22679771"/>
+      <w:bookmarkStart w:id="39" w:name="_Toc23528007"/>
       <w:r>
         <w:rPr>
           <w:color w:val="auto"/>
@@ -26355,9 +26201,9 @@
         <w:lastRenderedPageBreak/>
         <w:t>Well Completion Diagram</w:t>
       </w:r>
-      <w:bookmarkStart w:id="42" w:name="_Toc26181286"/>
-      <w:bookmarkStart w:id="43" w:name="_Hlk136060395"/>
-      <w:bookmarkEnd w:id="39"/>
+      <w:bookmarkStart w:id="40" w:name="_Toc26181286"/>
+      <w:bookmarkStart w:id="41" w:name="_Hlk136060395"/>
+      <w:bookmarkEnd w:id="37"/>
     </w:p>
     <w:tbl>
       <w:tblPr>
@@ -26430,13 +26276,13 @@
         </w:rPr>
         <w:t xml:space="preserve"> - Well Cross Section Plot</w:t>
       </w:r>
-      <w:bookmarkEnd w:id="6"/>
-      <w:bookmarkEnd w:id="5"/>
       <w:bookmarkEnd w:id="4"/>
+      <w:bookmarkEnd w:id="3"/>
+      <w:bookmarkEnd w:id="2"/>
+      <w:bookmarkEnd w:id="38"/>
+      <w:bookmarkEnd w:id="39"/>
       <w:bookmarkEnd w:id="40"/>
       <w:bookmarkEnd w:id="41"/>
-      <w:bookmarkEnd w:id="42"/>
-      <w:bookmarkEnd w:id="43"/>
     </w:p>
     <w:p>
       <w:pPr>
@@ -26445,7 +26291,7 @@
           <w:color w:val="auto"/>
         </w:rPr>
       </w:pPr>
-      <w:bookmarkStart w:id="44" w:name="_Toc230601038"/>
+      <w:bookmarkStart w:id="42" w:name="_Toc230601038"/>
       <w:r>
         <w:rPr>
           <w:color w:val="auto"/>
@@ -26458,7 +26304,7 @@
         </w:rPr>
         <w:t xml:space="preserve"> Diagram</w:t>
       </w:r>
-      <w:bookmarkEnd w:id="44"/>
+      <w:bookmarkEnd w:id="42"/>
     </w:p>
     <w:tbl>
       <w:tblPr>
@@ -26837,7 +26683,7 @@
               <w:szCs w:val="20"/>
             </w:rPr>
           </w:pPr>
-          <w:bookmarkStart w:id="2" w:name="_Hlk26340721"/>
+          <w:bookmarkStart w:id="0" w:name="_Hlk26340721"/>
         </w:p>
       </w:tc>
     </w:tr>
@@ -26862,7 +26708,7 @@
         </w:p>
       </w:tc>
     </w:tr>
-    <w:bookmarkEnd w:id="2"/>
+    <w:bookmarkEnd w:id="0"/>
   </w:tbl>
   <w:p>
     <w:pPr>
@@ -27243,7 +27089,7 @@
         <w:sz w:val="20"/>
         <w:szCs w:val="20"/>
       </w:rPr>
-      <w:t>HRDH_1702_1</w:t>
+      <w:t>{{well_name}}</w:t>
     </w:r>
   </w:p>
   <w:p>
@@ -27321,35 +27167,7 @@
         <w:sz w:val="20"/>
         <w:szCs w:val="20"/>
       </w:rPr>
-      <w:t>15</w:t>
-    </w:r>
-    <w:r>
-      <w:rPr>
-        <w:sz w:val="20"/>
-        <w:szCs w:val="20"/>
-      </w:rPr>
-      <w:t>-</w:t>
-    </w:r>
-    <w:r>
-      <w:rPr>
-        <w:sz w:val="20"/>
-        <w:szCs w:val="20"/>
-      </w:rPr>
-      <w:t>May</w:t>
-    </w:r>
-    <w:r>
-      <w:rPr>
-        <w:sz w:val="20"/>
-        <w:szCs w:val="20"/>
-      </w:rPr>
-      <w:t>-202</w:t>
-    </w:r>
-    <w:r>
-      <w:rPr>
-        <w:sz w:val="20"/>
-        <w:szCs w:val="20"/>
-      </w:rPr>
-      <w:t>6</w:t>
+      <w:t>{{log_date}}</w:t>
     </w:r>
   </w:p>
 </w:hdr>
@@ -34402,9 +34220,12 @@
 </file>
 
 <file path=customXml/item2.xml><?xml version="1.0" encoding="utf-8"?>
-<p:properties xmlns:p="http://schemas.microsoft.com/office/2006/metadata/properties" xmlns:xsi="http://www.w3.org/2001/XMLSchema-instance" xmlns:pc="http://schemas.microsoft.com/office/infopath/2007/PartnerControls">
-  <documentManagement/>
-</p:properties>
+<?mso-contentType ?>
+<FormTemplates xmlns="http://schemas.microsoft.com/sharepoint/v3/contenttype/forms">
+  <Display>DocumentLibraryForm</Display>
+  <Edit>DocumentLibraryForm</Edit>
+  <New>DocumentLibraryForm</New>
+</FormTemplates>
 </file>
 
 <file path=customXml/item3.xml><?xml version="1.0" encoding="utf-8"?>
@@ -34580,12 +34401,9 @@
 </file>
 
 <file path=customXml/item4.xml><?xml version="1.0" encoding="utf-8"?>
-<?mso-contentType ?>
-<FormTemplates xmlns="http://schemas.microsoft.com/sharepoint/v3/contenttype/forms">
-  <Display>DocumentLibraryForm</Display>
-  <Edit>DocumentLibraryForm</Edit>
-  <New>DocumentLibraryForm</New>
-</FormTemplates>
+<p:properties xmlns:p="http://schemas.microsoft.com/office/2006/metadata/properties" xmlns:xsi="http://www.w3.org/2001/XMLSchema-instance" xmlns:pc="http://schemas.microsoft.com/office/infopath/2007/PartnerControls">
+  <documentManagement/>
+</p:properties>
 </file>
 
 <file path=customXml/itemProps1.xml><?xml version="1.0" encoding="utf-8"?>
@@ -34597,10 +34415,9 @@
 </file>
 
 <file path=customXml/itemProps2.xml><?xml version="1.0" encoding="utf-8"?>
-<ds:datastoreItem xmlns:ds="http://schemas.openxmlformats.org/officeDocument/2006/customXml" ds:itemID="{74A46DB4-35AB-4E89-AE84-AAE4879E018C}">
+<ds:datastoreItem xmlns:ds="http://schemas.openxmlformats.org/officeDocument/2006/customXml" ds:itemID="{79696F61-4EFA-4208-9DA2-098D4828C9DB}">
   <ds:schemaRefs>
-    <ds:schemaRef ds:uri="http://schemas.microsoft.com/office/2006/metadata/properties"/>
-    <ds:schemaRef ds:uri="http://schemas.microsoft.com/office/infopath/2007/PartnerControls"/>
+    <ds:schemaRef ds:uri="http://schemas.microsoft.com/sharepoint/v3/contenttype/forms"/>
   </ds:schemaRefs>
 </ds:datastoreItem>
 </file>
@@ -34624,9 +34441,10 @@
 </file>
 
 <file path=customXml/itemProps4.xml><?xml version="1.0" encoding="utf-8"?>
-<ds:datastoreItem xmlns:ds="http://schemas.openxmlformats.org/officeDocument/2006/customXml" ds:itemID="{79696F61-4EFA-4208-9DA2-098D4828C9DB}">
+<ds:datastoreItem xmlns:ds="http://schemas.openxmlformats.org/officeDocument/2006/customXml" ds:itemID="{74A46DB4-35AB-4E89-AE84-AAE4879E018C}">
   <ds:schemaRefs>
-    <ds:schemaRef ds:uri="http://schemas.microsoft.com/sharepoint/v3/contenttype/forms"/>
+    <ds:schemaRef ds:uri="http://schemas.microsoft.com/office/2006/metadata/properties"/>
+    <ds:schemaRef ds:uri="http://schemas.microsoft.com/office/infopath/2007/PartnerControls"/>
   </ds:schemaRefs>
 </ds:datastoreItem>
 </file>